--- a/03_成果說明書/output/Sentinel_AI_第二階段成果說明書.docx
+++ b/03_成果說明書/output/Sentinel_AI_第二階段成果說明書.docx
@@ -271,6 +271,13 @@
       <w:r>
         <w:rPr>
           <w:rFonts w:hint="eastAsia"/>
+          <w:lang w:val="zh-TW"/>
+        </w:rPr>
+        <w:t xml:space="preserve">先講結論：</w:t>
+      </w:r>
+      <w:r>
+        <w:rPr>
+          <w:rFonts w:hint="eastAsia"/>
           <w:b/>
           <w:bCs/>
           <w:lang w:val="zh-TW"/>
@@ -288,7 +295,7 @@
           <w:rFonts w:hint="eastAsia"/>
           <w:lang w:val="zh-TW"/>
         </w:rPr>
-        <w:t xml:space="preserve">料片卡在模具入口，那裡在送料滾輪的咬合點和模具的行程範圍內。請先完成上鎖掛牌、確認零能量、請主管到場，再用長柄夾具把料片取出。</w:t>
+        <w:t xml:space="preserve">料片卡在模具入口，那個區域在送料滾輪咬合點跟模具行程範圍內，手伸進去風險太高。……先確認並維持零能量……請主管到場確認後再動料片。用長柄夾具、鑷子或銅勾把料片取出，手不要進模具入口。</w:t>
       </w:r>
     </w:p>
     <w:p>
@@ -300,7 +307,7 @@
           <w:rFonts w:hint="eastAsia"/>
           <w:lang w:val="zh-TW"/>
         </w:rPr>
-        <w:t xml:space="preserve">這段話不是我們寫好的範例，是</w:t>
+        <w:t xml:space="preserve">這段是</w:t>
       </w:r>
       <w:r>
         <w:rPr>
@@ -313,23 +320,7 @@
           <w:rFonts w:hint="eastAsia"/>
           <w:lang w:val="zh-TW"/>
         </w:rPr>
-        <w:t xml:space="preserve">在測試中</w:t>
-      </w:r>
-      <w:r>
-        <w:rPr>
-          <w:rFonts w:hint="eastAsia"/>
-          <w:b/>
-          <w:bCs/>
-          <w:lang w:val="zh-TW"/>
-        </w:rPr>
-        <w:t xml:space="preserve">實際回答</w:t>
-      </w:r>
-      <w:r>
-        <w:rPr>
-          <w:rFonts w:hint="eastAsia"/>
-          <w:lang w:val="zh-TW"/>
-        </w:rPr>
-        <w:t xml:space="preserve">的內容。而在小林趕到之前，系統早就：</w:t>
+        <w:t xml:space="preserve">在測試中的實際回覆（節錄）。而在小林趕到之前，系統已經做了三件事：</w:t>
       </w:r>
     </w:p>
     <w:p>
@@ -345,23 +336,7 @@
           <w:rFonts w:hint="eastAsia"/>
           <w:lang w:val="zh-TW"/>
         </w:rPr>
-        <w:t xml:space="preserve">從攝影機畫面和機台數據</w:t>
-      </w:r>
-      <w:r>
-        <w:rPr>
-          <w:rFonts w:hint="eastAsia"/>
-          <w:b/>
-          <w:bCs/>
-          <w:lang w:val="zh-TW"/>
-        </w:rPr>
-        <w:t xml:space="preserve">同時</w:t>
-      </w:r>
-      <w:r>
-        <w:rPr>
-          <w:rFonts w:hint="eastAsia"/>
-          <w:lang w:val="zh-TW"/>
-        </w:rPr>
-        <w:t xml:space="preserve">確認「真的卡料了」（不是誤報）；</w:t>
+        <w:t xml:space="preserve">從攝影機畫面和機台數據同時確認「真的卡料了」，不是誤報；</w:t>
       </w:r>
     </w:p>
     <w:p>
@@ -377,23 +352,7 @@
           <w:rFonts w:hint="eastAsia"/>
           <w:lang w:val="zh-TW"/>
         </w:rPr>
-        <w:t xml:space="preserve">查了當天班表，把通知</w:t>
-      </w:r>
-      <w:r>
-        <w:rPr>
-          <w:rFonts w:hint="eastAsia"/>
-          <w:b/>
-          <w:bCs/>
-          <w:lang w:val="zh-TW"/>
-        </w:rPr>
-        <w:t xml:space="preserve">直接送到當班技術員小林</w:t>
-      </w:r>
-      <w:r>
-        <w:rPr>
-          <w:rFonts w:hint="eastAsia"/>
-          <w:lang w:val="zh-TW"/>
-        </w:rPr>
-        <w:t xml:space="preserve">，而不是全廠廣播；</w:t>
+        <w:t xml:space="preserve">查了當天班表，把通知直接派給當班技術員小林，不是全廠廣播；</w:t>
       </w:r>
     </w:p>
     <w:p>
@@ -409,23 +368,7 @@
           <w:rFonts w:hint="eastAsia"/>
           <w:lang w:val="zh-TW"/>
         </w:rPr>
-        <w:t xml:space="preserve">在通知裡附上「</w:t>
-      </w:r>
-      <w:r>
-        <w:rPr>
-          <w:rFonts w:hint="eastAsia"/>
-          <w:b/>
-          <w:bCs/>
-          <w:lang w:val="zh-TW"/>
-        </w:rPr>
-        <w:t xml:space="preserve">最可能的前三個原因和各自的機率</w:t>
-      </w:r>
-      <w:r>
-        <w:rPr>
-          <w:rFonts w:hint="eastAsia"/>
-          <w:lang w:val="zh-TW"/>
-        </w:rPr>
-        <w:t xml:space="preserve">」（第一名是送料滾輪磨損）和對應的維修</w:t>
+        <w:t xml:space="preserve">在通知裡附上最可能的前三個原因和各自的機率（第一名是送料滾輪磨損），以及對應的維修</w:t>
       </w:r>
       <w:r>
         <w:rPr>
@@ -440,20 +383,10 @@
       </w:pPr>
       <w:r>
         <w:rPr>
-          <w:b/>
-          <w:bCs/>
-          <w:lang w:val="zh-TW"/>
-        </w:rPr>
-        <w:t xml:space="preserve">Sentinel AI </w:t>
-      </w:r>
-      <w:r>
-        <w:rPr>
-          <w:rFonts w:hint="eastAsia"/>
-          <w:b/>
-          <w:bCs/>
-          <w:lang w:val="zh-TW"/>
-        </w:rPr>
-        <w:t xml:space="preserve">做的事，就是讓對的人、帶著對的線索、用安全的方式，最快把機器修好。</w:t>
+          <w:rFonts w:hint="eastAsia"/>
+          <w:lang w:val="zh-TW"/>
+        </w:rPr>
+        <w:t xml:space="preserve">簡單說，我們想縮短的是「警報響了」到「機器安全修好」中間那段時間。</w:t>
       </w:r>
     </w:p>
     <w:p>
@@ -1155,41 +1088,28 @@
               <w:rPr>
                 <w:lang w:val="zh-TW"/>
               </w:rPr>
-              <w:t xml:space="preserve">7 </w:t>
-            </w:r>
-            <w:r>
-              <w:rPr>
-                <w:rFonts w:hint="eastAsia"/>
-                <w:lang w:val="zh-TW"/>
-              </w:rPr>
-              <w:t xml:space="preserve">組實驗，含與純規則、與</w:t>
-            </w:r>
-            <w:r>
-              <w:rPr>
-                <w:lang w:val="zh-TW"/>
-              </w:rPr>
-              <w:t xml:space="preserve"> LLM </w:t>
-            </w:r>
-            <w:r>
-              <w:rPr>
-                <w:rFonts w:hint="eastAsia"/>
-                <w:lang w:val="zh-TW"/>
-              </w:rPr>
-              <w:t xml:space="preserve">的比較</w:t>
-            </w:r>
-          </w:p>
-        </w:tc>
-        <w:tc>
-          <w:tcPr/>
-          <w:p>
-            <w:pPr>
-              <w:pStyle w:val="Compact"/>
-            </w:pPr>
-            <w:r>
-              <w:rPr>
-                <w:lang w:val="zh-TW"/>
-              </w:rPr>
-              <w:t xml:space="preserve">✅ E1–E7 </w:t>
+              <w:t xml:space="preserve">9 </w:t>
+            </w:r>
+            <w:r>
+              <w:rPr>
+                <w:rFonts w:hint="eastAsia"/>
+                <w:lang w:val="zh-TW"/>
+              </w:rPr>
+              <w:t xml:space="preserve">組實驗：檢索、根因判斷、校準、看圖、端到端延遲、YOLO，以及一組沒參與調整的驗證</w:t>
+            </w:r>
+          </w:p>
+        </w:tc>
+        <w:tc>
+          <w:tcPr/>
+          <w:p>
+            <w:pPr>
+              <w:pStyle w:val="Compact"/>
+            </w:pPr>
+            <w:r>
+              <w:rPr>
+                <w:lang w:val="zh-TW"/>
+              </w:rPr>
+              <w:t xml:space="preserve">✅ </w:t>
             </w:r>
             <w:r>
               <w:rPr>
@@ -1203,7 +1123,7 @@
       </w:tr>
     </w:tbl>
     <w:bookmarkEnd w:id="14"/>
-    <w:bookmarkStart w:id="15" w:name="三個關鍵數字"/>
+    <w:bookmarkStart w:id="15" w:name="關鍵數字"/>
     <w:p>
       <w:pPr>
         <w:pStyle w:val="Heading3"/>
@@ -1219,7 +1139,7 @@
           <w:rFonts w:hint="eastAsia"/>
           <w:lang w:val="zh-TW"/>
         </w:rPr>
-        <w:t xml:space="preserve">三個關鍵數字</w:t>
+        <w:t xml:space="preserve">關鍵數字</w:t>
       </w:r>
     </w:p>
     <w:tbl>
@@ -1312,14 +1232,14 @@
                 <w:bCs/>
                 <w:lang w:val="zh-TW"/>
               </w:rPr>
-              <w:t xml:space="preserve">Jev 86.5%</w:t>
-            </w:r>
-            <w:r>
-              <w:rPr>
-                <w:rFonts w:hint="eastAsia"/>
-                <w:lang w:val="zh-TW"/>
-              </w:rPr>
-              <w:t xml:space="preserve">（純規則</w:t>
+              <w:t xml:space="preserve">Jev 97.3%</w:t>
+            </w:r>
+            <w:r>
+              <w:rPr>
+                <w:rFonts w:hint="eastAsia"/>
+                <w:lang w:val="zh-TW"/>
+              </w:rPr>
+              <w:t xml:space="preserve">（37</w:t>
             </w:r>
             <w:r>
               <w:rPr>
@@ -1332,22 +1252,87 @@
                 <w:rFonts w:hint="eastAsia"/>
                 <w:lang w:val="zh-TW"/>
               </w:rPr>
-              <w:t xml:space="preserve">78.4%，n=37）</w:t>
-            </w:r>
-          </w:p>
-        </w:tc>
-        <w:tc>
-          <w:tcPr/>
-          <w:p>
-            <w:pPr>
-              <w:pStyle w:val="Compact"/>
-            </w:pPr>
-            <w:r>
-              <w:rPr>
-                <w:rFonts w:hint="eastAsia"/>
-                <w:lang w:val="zh-TW"/>
-              </w:rPr>
-              <w:t xml:space="preserve">派工通知附上的「最可能原因」，大約九成是對的</w:t>
+              <w:t xml:space="preserve">筆保留案例；純規則</w:t>
+            </w:r>
+            <w:r>
+              <w:rPr>
+                <w:lang w:val="zh-TW"/>
+              </w:rPr>
+              <w:t xml:space="preserve"> </w:t>
+            </w:r>
+            <w:r>
+              <w:rPr>
+                <w:rFonts w:hint="eastAsia"/>
+                <w:lang w:val="zh-TW"/>
+              </w:rPr>
+              <w:t xml:space="preserve">78.4%）</w:t>
+            </w:r>
+          </w:p>
+        </w:tc>
+        <w:tc>
+          <w:tcPr/>
+          <w:p>
+            <w:pPr>
+              <w:pStyle w:val="Compact"/>
+            </w:pPr>
+            <w:r>
+              <w:rPr>
+                <w:rFonts w:hint="eastAsia"/>
+                <w:lang w:val="zh-TW"/>
+              </w:rPr>
+              <w:t xml:space="preserve">派工通知附上的「最可能原因」，37</w:t>
+            </w:r>
+            <w:r>
+              <w:rPr>
+                <w:lang w:val="zh-TW"/>
+              </w:rPr>
+              <w:t xml:space="preserve"> </w:t>
+            </w:r>
+            <w:r>
+              <w:rPr>
+                <w:rFonts w:hint="eastAsia"/>
+                <w:lang w:val="zh-TW"/>
+              </w:rPr>
+              <w:t xml:space="preserve">次錯</w:t>
+            </w:r>
+            <w:r>
+              <w:rPr>
+                <w:lang w:val="zh-TW"/>
+              </w:rPr>
+              <w:t xml:space="preserve"> 1 </w:t>
+            </w:r>
+            <w:r>
+              <w:rPr>
+                <w:rFonts w:hint="eastAsia"/>
+                <w:lang w:val="zh-TW"/>
+              </w:rPr>
+              <w:t xml:space="preserve">次。檢索參數是在這批案例上調的，數字偏樂觀；另用</w:t>
+            </w:r>
+            <w:r>
+              <w:rPr>
+                <w:lang w:val="zh-TW"/>
+              </w:rPr>
+              <w:t xml:space="preserve"> 125 </w:t>
+            </w:r>
+            <w:r>
+              <w:rPr>
+                <w:rFonts w:hint="eastAsia"/>
+                <w:lang w:val="zh-TW"/>
+              </w:rPr>
+              <w:t xml:space="preserve">筆沒參與調整的合成情境驗證，Jev</w:t>
+            </w:r>
+            <w:r>
+              <w:rPr>
+                <w:lang w:val="zh-TW"/>
+              </w:rPr>
+              <w:t xml:space="preserve"> </w:t>
+            </w:r>
+            <w:r>
+              <w:rPr>
+                <w:rFonts w:hint="eastAsia"/>
+                <w:lang w:val="zh-TW"/>
+              </w:rPr>
+              <w:t xml:space="preserve">全對</w:t>
             </w:r>
           </w:p>
         </w:tc>
@@ -1507,14 +1492,14 @@
                 <w:rFonts w:hint="eastAsia"/>
                 <w:lang w:val="zh-TW"/>
               </w:rPr>
-              <w:t xml:space="preserve">機台一跳警報，對的人手機馬上收到</w:t>
+              <w:t xml:space="preserve">機台一跳警報，不到一秒就派給當班技術員</w:t>
             </w:r>
           </w:p>
         </w:tc>
       </w:tr>
     </w:tbl>
     <w:bookmarkEnd w:id="15"/>
-    <w:bookmarkStart w:id="16" w:name="與初選相比的三個主要改進"/>
+    <w:bookmarkStart w:id="16" w:name="跟初選比我們改了什麼"/>
     <w:p>
       <w:pPr>
         <w:pStyle w:val="Heading3"/>
@@ -1530,7 +1515,7 @@
           <w:rFonts w:hint="eastAsia"/>
           <w:lang w:val="zh-TW"/>
         </w:rPr>
-        <w:t xml:space="preserve">與初選相比的三個主要改進</w:t>
+        <w:t xml:space="preserve">跟初選比，我們改了什麼</w:t>
       </w:r>
     </w:p>
     <w:p>
@@ -1637,7 +1622,7 @@
           <w:bCs/>
           <w:lang w:val="zh-TW"/>
         </w:rPr>
-        <w:t xml:space="preserve">全面對齊台灣職安法規</w:t>
+        <w:t xml:space="preserve">依台灣職安法規補上安全流程</w:t>
       </w:r>
       <w:r>
         <w:rPr>
@@ -2231,38 +2216,7 @@
           <w:rFonts w:hint="eastAsia"/>
           <w:lang w:val="zh-TW"/>
         </w:rPr>
-        <w:t xml:space="preserve">說明：沖壓機台本身多半會跳警報、操作員也常在附近，所以本系統的價值</w:t>
-      </w:r>
-      <w:r>
-        <w:rPr>
-          <w:rFonts w:hint="eastAsia"/>
-          <w:b/>
-          <w:bCs/>
-          <w:lang w:val="zh-TW"/>
-        </w:rPr>
-        <w:t xml:space="preserve">重點不在「比人更早發現」</w:t>
-      </w:r>
-      <w:r>
-        <w:rPr>
-          <w:rFonts w:hint="eastAsia"/>
-          <w:lang w:val="zh-TW"/>
-        </w:rPr>
-        <w:t xml:space="preserve">，而在</w:t>
-      </w:r>
-      <w:r>
-        <w:rPr>
-          <w:rFonts w:hint="eastAsia"/>
-          <w:b/>
-          <w:bCs/>
-          <w:lang w:val="zh-TW"/>
-        </w:rPr>
-        <w:t xml:space="preserve">發現之後：派給對的人、帶著原因方向、用安全的方式修好</w:t>
-      </w:r>
-      <w:r>
-        <w:rPr>
-          <w:lang w:val="zh-TW"/>
-        </w:rPr>
-        <w:t xml:space="preserve">。</w:t>
+        <w:t xml:space="preserve">說明：沖壓機台本身多半會跳警報，操作員也常在附近。所以這套系統主要幫的不是「更早發現」，是發現之後的事：派給對的人、帶著原因方向、用安全的方式修好。</w:t>
       </w:r>
     </w:p>
     <w:p>
@@ -2684,20 +2638,46 @@
           <w:rFonts w:hint="eastAsia"/>
           <w:lang w:val="zh-TW"/>
         </w:rPr>
-        <w:t xml:space="preserve">LLM：太慢（我們實測</w:t>
-      </w:r>
-      <w:r>
-        <w:rPr>
-          <w:lang w:val="zh-TW"/>
-        </w:rPr>
-        <w:t xml:space="preserve"> LLM </w:t>
-      </w:r>
-      <w:r>
-        <w:rPr>
-          <w:rFonts w:hint="eastAsia"/>
-          <w:lang w:val="zh-TW"/>
-        </w:rPr>
-        <w:t xml:space="preserve">的回應時間，95%</w:t>
+        <w:t xml:space="preserve">LLM：慢而且不穩（兩次實測，最慢的</w:t>
+      </w:r>
+      <w:r>
+        <w:rPr>
+          <w:lang w:val="zh-TW"/>
+        </w:rPr>
+        <w:t xml:space="preserve"> 5% </w:t>
+      </w:r>
+      <w:r>
+        <w:rPr>
+          <w:rFonts w:hint="eastAsia"/>
+          <w:lang w:val="zh-TW"/>
+        </w:rPr>
+        <w:t xml:space="preserve">分別要等</w:t>
+      </w:r>
+      <w:r>
+        <w:rPr>
+          <w:lang w:val="zh-TW"/>
+        </w:rPr>
+        <w:t xml:space="preserve"> 46 </w:t>
+      </w:r>
+      <w:r>
+        <w:rPr>
+          <w:rFonts w:hint="eastAsia"/>
+          <w:lang w:val="zh-TW"/>
+        </w:rPr>
+        <w:t xml:space="preserve">秒和</w:t>
+      </w:r>
+      <w:r>
+        <w:rPr>
+          <w:lang w:val="zh-TW"/>
+        </w:rPr>
+        <w:t xml:space="preserve"> 5 </w:t>
+      </w:r>
+      <w:r>
+        <w:rPr>
+          <w:rFonts w:hint="eastAsia"/>
+          <w:lang w:val="zh-TW"/>
+        </w:rPr>
+        <w:t xml:space="preserve">秒），還可能亂說，安全告警不能等。</w:t>
       </w:r>
       <w:r>
         <w:rPr>
@@ -2707,10 +2687,16 @@
       </w:r>
       <w:r>
         <w:rPr>
-          <w:rFonts w:hint="eastAsia"/>
-          <w:lang w:val="zh-TW"/>
-        </w:rPr>
-        <w:t xml:space="preserve">的請求要等到</w:t>
+          <w:lang w:val="zh-TW"/>
+        </w:rPr>
+        <w:t xml:space="preserve">- </w:t>
+      </w:r>
+      <w:r>
+        <w:rPr>
+          <w:rFonts w:hint="eastAsia"/>
+          <w:lang w:val="zh-TW"/>
+        </w:rPr>
+        <w:t xml:space="preserve">全部寫成規則：狀況太多，寫不完。</w:t>
       </w:r>
       <w:r>
         <w:rPr>
@@ -2720,65 +2706,33 @@
       </w:r>
       <w:r>
         <w:rPr>
+          <w:lang w:val="zh-TW"/>
+        </w:rPr>
+        <w:t xml:space="preserve">- </w:t>
+      </w:r>
+      <w:r>
+        <w:rPr>
+          <w:rFonts w:hint="eastAsia"/>
+          <w:lang w:val="zh-TW"/>
+        </w:rPr>
+        <w:t xml:space="preserve">分三層：</w:t>
+      </w:r>
+      <w:r>
+        <w:rPr>
+          <w:rFonts w:hint="eastAsia"/>
           <w:b/>
           <w:bCs/>
           <w:lang w:val="zh-TW"/>
         </w:rPr>
-        <w:t xml:space="preserve">46.6 </w:t>
-      </w:r>
-      <w:r>
-        <w:rPr>
-          <w:rFonts w:hint="eastAsia"/>
+        <w:t xml:space="preserve">派工只等規則和</w:t>
+      </w:r>
+      <w:r>
+        <w:rPr>
           <w:b/>
           <w:bCs/>
           <w:lang w:val="zh-TW"/>
         </w:rPr>
-        <w:t xml:space="preserve">秒</w:t>
-      </w:r>
-      <w:r>
-        <w:rPr>
-          <w:rFonts w:hint="eastAsia"/>
-          <w:lang w:val="zh-TW"/>
-        </w:rPr>
-        <w:t xml:space="preserve">才都回來）、會亂說，安全告警不能等。</w:t>
-      </w:r>
-      <w:r>
-        <w:rPr>
-          <w:lang w:val="zh-TW"/>
-        </w:rPr>
         <w:t xml:space="preserve"> </w:t>
-      </w:r>
-      <w:r>
-        <w:rPr>
-          <w:lang w:val="zh-TW"/>
-        </w:rPr>
-        <w:t xml:space="preserve">- </w:t>
-      </w:r>
-      <w:r>
-        <w:rPr>
-          <w:rFonts w:hint="eastAsia"/>
-          <w:lang w:val="zh-TW"/>
-        </w:rPr>
-        <w:t xml:space="preserve">全部寫成規則：狀況太多，寫不完。</w:t>
-      </w:r>
-      <w:r>
-        <w:rPr>
-          <w:lang w:val="zh-TW"/>
-        </w:rPr>
-        <w:t xml:space="preserve"> </w:t>
-      </w:r>
-      <w:r>
-        <w:rPr>
-          <w:lang w:val="zh-TW"/>
-        </w:rPr>
-        <w:t xml:space="preserve">- </w:t>
-      </w:r>
-      <w:r>
-        <w:rPr>
-          <w:rFonts w:hint="eastAsia"/>
-          <w:lang w:val="zh-TW"/>
-        </w:rPr>
-        <w:t xml:space="preserve">分三層：</w:t>
       </w:r>
       <w:r>
         <w:rPr>
@@ -2787,7 +2741,7 @@
           <w:bCs/>
           <w:lang w:val="zh-TW"/>
         </w:rPr>
-        <w:t xml:space="preserve">派工只等規則和</w:t>
+        <w:t xml:space="preserve">Jev（不到</w:t>
       </w:r>
       <w:r>
         <w:rPr>
@@ -2795,7 +2749,7 @@
           <w:bCs/>
           <w:lang w:val="zh-TW"/>
         </w:rPr>
-        <w:t xml:space="preserve"> </w:t>
+        <w:t xml:space="preserve"> 1 </w:t>
       </w:r>
       <w:r>
         <w:rPr>
@@ -2804,29 +2758,17 @@
           <w:bCs/>
           <w:lang w:val="zh-TW"/>
         </w:rPr>
-        <w:t xml:space="preserve">Jev（不到</w:t>
-      </w:r>
-      <w:r>
-        <w:rPr>
-          <w:b/>
-          <w:bCs/>
-          <w:lang w:val="zh-TW"/>
-        </w:rPr>
-        <w:t xml:space="preserve"> 1 </w:t>
-      </w:r>
-      <w:r>
-        <w:rPr>
-          <w:rFonts w:hint="eastAsia"/>
-          <w:b/>
-          <w:bCs/>
-          <w:lang w:val="zh-TW"/>
-        </w:rPr>
-        <w:t xml:space="preserve">秒），LLM</w:t>
-      </w:r>
-      <w:r>
-        <w:rPr>
-          <w:b/>
-          <w:bCs/>
+        <w:t xml:space="preserve">秒）</w:t>
+      </w:r>
+      <w:r>
+        <w:rPr>
+          <w:rFonts w:hint="eastAsia"/>
+          <w:lang w:val="zh-TW"/>
+        </w:rPr>
+        <w:t xml:space="preserve">，LLM</w:t>
+      </w:r>
+      <w:r>
+        <w:rPr>
           <w:lang w:val="zh-TW"/>
         </w:rPr>
         <w:t xml:space="preserve"> </w:t>
@@ -2834,17 +2776,9 @@
       <w:r>
         <w:rPr>
           <w:rFonts w:hint="eastAsia"/>
-          <w:b/>
-          <w:bCs/>
-          <w:lang w:val="zh-TW"/>
-        </w:rPr>
-        <w:t xml:space="preserve">的說明晚幾秒再補上，不會拖慢派工</w:t>
-      </w:r>
-      <w:r>
-        <w:rPr>
-          <w:lang w:val="zh-TW"/>
-        </w:rPr>
-        <w:t xml:space="preserve">。</w:t>
+          <w:lang w:val="zh-TW"/>
+        </w:rPr>
+        <w:t xml:space="preserve">的說明晚幾秒再補上，不會拖慢派工。</w:t>
       </w:r>
     </w:p>
     <w:p>
@@ -3271,7 +3205,7 @@
                 <w:rFonts w:hint="eastAsia"/>
                 <w:lang w:val="zh-TW"/>
               </w:rPr>
-              <w:t xml:space="preserve">Log）、班表與門禁——原型中皆為模擬</w:t>
+              <w:t xml:space="preserve">Log）、班表與門禁（原型中皆為模擬）</w:t>
             </w:r>
           </w:p>
         </w:tc>
@@ -4032,7 +3966,7 @@
           <w:rFonts w:hint="eastAsia"/>
           <w:lang w:val="zh-TW"/>
         </w:rPr>
-        <w:t xml:space="preserve">：依當天班表——設備類派當班技術員並通知班長、工安類派班長、S3</w:t>
+        <w:t xml:space="preserve">：依當天班表決定。設備類派當班技術員並通知班長，工安類派班長，S3</w:t>
       </w:r>
       <w:r>
         <w:rPr>
@@ -4045,7 +3979,7 @@
           <w:rFonts w:hint="eastAsia"/>
           <w:lang w:val="zh-TW"/>
         </w:rPr>
-        <w:t xml:space="preserve">通知該線職位最高者與職安人員；門禁顯示不在廠就改派；沒人接單就逐級往上（技術員</w:t>
+        <w:t xml:space="preserve">通知該線職位最高者與職安人員。門禁顯示人不在廠就改派，沒人接單就逐級往上（技術員</w:t>
       </w:r>
       <w:r>
         <w:rPr>
@@ -4397,7 +4331,46 @@
           <w:rFonts w:hint="eastAsia"/>
           <w:lang w:val="zh-TW"/>
         </w:rPr>
-        <w:t xml:space="preserve">找相似案例：用語意搜尋（「意思相近」就找得到）。</w:t>
+        <w:t xml:space="preserve">找相似案例：語意搜尋加關鍵字搜尋一起用，同機型、同事件、訊號相同的案例加分（實測前</w:t>
+      </w:r>
+      <w:r>
+        <w:rPr>
+          <w:lang w:val="zh-TW"/>
+        </w:rPr>
+        <w:t xml:space="preserve"> 5 </w:t>
+      </w:r>
+      <w:r>
+        <w:rPr>
+          <w:rFonts w:hint="eastAsia"/>
+          <w:lang w:val="zh-TW"/>
+        </w:rPr>
+        <w:t xml:space="preserve">筆相似案例裡有正確原因的比例，從</w:t>
+      </w:r>
+      <w:r>
+        <w:rPr>
+          <w:lang w:val="zh-TW"/>
+        </w:rPr>
+        <w:t xml:space="preserve"> 84% </w:t>
+      </w:r>
+      <w:r>
+        <w:rPr>
+          <w:rFonts w:hint="eastAsia"/>
+          <w:lang w:val="zh-TW"/>
+        </w:rPr>
+        <w:t xml:space="preserve">提高到</w:t>
+      </w:r>
+      <w:r>
+        <w:rPr>
+          <w:lang w:val="zh-TW"/>
+        </w:rPr>
+        <w:t xml:space="preserve"> </w:t>
+      </w:r>
+      <w:r>
+        <w:rPr>
+          <w:rFonts w:hint="eastAsia"/>
+          <w:lang w:val="zh-TW"/>
+        </w:rPr>
+        <w:t xml:space="preserve">100%）。</w:t>
       </w:r>
     </w:p>
     <w:p>
@@ -4459,7 +4432,7 @@
           <w:rFonts w:hint="eastAsia"/>
           <w:lang w:val="zh-TW"/>
         </w:rPr>
-        <w:t xml:space="preserve">——像圖書館用書號找書，同一個原因一定拿到同一份</w:t>
+        <w:t xml:space="preserve">，像圖書館用書號找書，同一個原因一定拿到同一份</w:t>
       </w:r>
       <w:r>
         <w:rPr>
@@ -4558,7 +4531,7 @@
           <w:bCs/>
           <w:lang w:val="zh-TW"/>
         </w:rPr>
-        <w:t xml:space="preserve">以下限制寫在程式裡（不是只靠「請</w:t>
+        <w:t xml:space="preserve">以下限制是寫死在程式裡的，不靠提示詞拜託</w:t>
       </w:r>
       <w:r>
         <w:rPr>
@@ -4575,14 +4548,20 @@
           <w:bCs/>
           <w:lang w:val="zh-TW"/>
         </w:rPr>
-        <w:t xml:space="preserve">注意」的提示詞）</w:t>
-      </w:r>
-      <w:r>
-        <w:rPr>
-          <w:rFonts w:hint="eastAsia"/>
-          <w:lang w:val="zh-TW"/>
-        </w:rPr>
-        <w:t xml:space="preserve">——像遊戲不能跳關：</w:t>
+        <w:t xml:space="preserve">注意。</w:t>
+      </w:r>
+      <w:r>
+        <w:rPr>
+          <w:lang w:val="zh-TW"/>
+        </w:rPr>
+        <w:t xml:space="preserve"> </w:t>
+      </w:r>
+      <w:r>
+        <w:rPr>
+          <w:rFonts w:hint="eastAsia"/>
+          <w:lang w:val="zh-TW"/>
+        </w:rPr>
+        <w:t xml:space="preserve">就像遊戲不能跳關：</w:t>
       </w:r>
       <w:r>
         <w:rPr>
@@ -6000,20 +5979,33 @@
                 <w:rFonts w:hint="eastAsia"/>
                 <w:lang w:val="zh-TW"/>
               </w:rPr>
-              <w:t xml:space="preserve">繁中品質好；中位數約</w:t>
-            </w:r>
-            <w:r>
-              <w:rPr>
-                <w:lang w:val="zh-TW"/>
-              </w:rPr>
-              <w:t xml:space="preserve"> 2 </w:t>
-            </w:r>
-            <w:r>
-              <w:rPr>
-                <w:rFonts w:hint="eastAsia"/>
-                <w:lang w:val="zh-TW"/>
-              </w:rPr>
-              <w:t xml:space="preserve">秒；Ollama</w:t>
+              <w:t xml:space="preserve">繁中品質好；維修助理約</w:t>
+            </w:r>
+            <w:r>
+              <w:rPr>
+                <w:lang w:val="zh-TW"/>
+              </w:rPr>
+              <w:t xml:space="preserve"> 1 </w:t>
+            </w:r>
+            <w:r>
+              <w:rPr>
+                <w:rFonts w:hint="eastAsia"/>
+                <w:lang w:val="zh-TW"/>
+              </w:rPr>
+              <w:t xml:space="preserve">秒開始出字、2</w:t>
+            </w:r>
+            <w:r>
+              <w:rPr>
+                <w:lang w:val="zh-TW"/>
+              </w:rPr>
+              <w:t xml:space="preserve"> </w:t>
+            </w:r>
+            <w:r>
+              <w:rPr>
+                <w:rFonts w:hint="eastAsia"/>
+                <w:lang w:val="zh-TW"/>
+              </w:rPr>
+              <w:t xml:space="preserve">秒回完；Ollama</w:t>
             </w:r>
             <w:r>
               <w:rPr>
@@ -6064,22 +6056,48 @@
                 <w:rFonts w:hint="eastAsia"/>
                 <w:lang w:val="zh-TW"/>
               </w:rPr>
-              <w:t xml:space="preserve">向量資料庫＋多語文字向量模型（multilingual-e5-small）</w:t>
-            </w:r>
-          </w:p>
-        </w:tc>
-        <w:tc>
-          <w:tcPr/>
-          <w:p>
-            <w:pPr>
-              <w:pStyle w:val="Compact"/>
-            </w:pPr>
-            <w:r>
-              <w:rPr>
-                <w:rFonts w:hint="eastAsia"/>
-                <w:lang w:val="zh-TW"/>
-              </w:rPr>
-              <w:t xml:space="preserve">免架設、中英文資料混用、筆電可跑</w:t>
+              <w:t xml:space="preserve">向量資料庫＋多語文字向量模型（bge-m3）＋關鍵字搜尋</w:t>
+            </w:r>
+          </w:p>
+        </w:tc>
+        <w:tc>
+          <w:tcPr/>
+          <w:p>
+            <w:pPr>
+              <w:pStyle w:val="Compact"/>
+            </w:pPr>
+            <w:r>
+              <w:rPr>
+                <w:rFonts w:hint="eastAsia"/>
+                <w:lang w:val="zh-TW"/>
+              </w:rPr>
+              <w:t xml:space="preserve">免架設、中英文資料混用、筆電可跑（每次查詢約</w:t>
+            </w:r>
+            <w:r>
+              <w:rPr>
+                <w:lang w:val="zh-TW"/>
+              </w:rPr>
+              <w:t xml:space="preserve"> 0.1 </w:t>
+            </w:r>
+            <w:r>
+              <w:rPr>
+                <w:rFonts w:hint="eastAsia"/>
+                <w:lang w:val="zh-TW"/>
+              </w:rPr>
+              <w:t xml:space="preserve">秒）；資源不夠時可換成</w:t>
+            </w:r>
+            <w:r>
+              <w:rPr>
+                <w:lang w:val="zh-TW"/>
+              </w:rPr>
+              <w:t xml:space="preserve"> </w:t>
+            </w:r>
+            <w:r>
+              <w:rPr>
+                <w:rFonts w:hint="eastAsia"/>
+                <w:lang w:val="zh-TW"/>
+              </w:rPr>
+              <w:t xml:space="preserve">e5-small，準確度幾乎一樣</w:t>
             </w:r>
           </w:p>
         </w:tc>
@@ -6573,7 +6591,7 @@
                 <w:rFonts w:hint="eastAsia"/>
                 <w:lang w:val="zh-TW"/>
               </w:rPr>
-              <w:t xml:space="preserve">說明補上：「誤差是慢慢變大，不是突然跳掉，最可能是送料滾輪磨損」</w:t>
+              <w:t xml:space="preserve">說明補上（大意）：誤差是慢慢變大，不是突然跳掉，最可能是送料滾輪磨損</w:t>
             </w:r>
           </w:p>
         </w:tc>
@@ -7242,7 +7260,7 @@
           <w:rFonts w:hint="eastAsia"/>
           <w:lang w:val="zh-TW"/>
         </w:rPr>
-        <w:t xml:space="preserve">秒，主要在等機台數據顯示送料速率歸零——這是刻意的「雙重確認」，用幾秒換取不誤報。</w:t>
+        <w:t xml:space="preserve">秒，主要在等機台數據顯示送料速率歸零。這是刻意的「雙重確認」，用幾秒換取不誤報。</w:t>
       </w:r>
       <w:r>
         <w:rPr>
@@ -7943,30 +7961,20 @@
           <w:rFonts w:hint="eastAsia"/>
           <w:lang w:val="zh-TW"/>
         </w:rPr>
-        <w:t xml:space="preserve">規範。這個場景要說明的是：</w:t>
-      </w:r>
-      <w:r>
-        <w:rPr>
-          <w:rFonts w:hint="eastAsia"/>
-          <w:b/>
-          <w:bCs/>
-          <w:lang w:val="zh-TW"/>
-        </w:rPr>
-        <w:t xml:space="preserve">不是每件事都需要</w:t>
-      </w:r>
-      <w:r>
-        <w:rPr>
-          <w:b/>
-          <w:bCs/>
-          <w:lang w:val="zh-TW"/>
-        </w:rPr>
-        <w:t xml:space="preserve"> LLM</w:t>
-      </w:r>
-      <w:r>
-        <w:rPr>
-          <w:lang w:val="zh-TW"/>
-        </w:rPr>
-        <w:t xml:space="preserve">。</w:t>
+        <w:t xml:space="preserve">規範。這個場景刻意不叫</w:t>
+      </w:r>
+      <w:r>
+        <w:rPr>
+          <w:lang w:val="zh-TW"/>
+        </w:rPr>
+        <w:t xml:space="preserve"> </w:t>
+      </w:r>
+      <w:r>
+        <w:rPr>
+          <w:rFonts w:hint="eastAsia"/>
+          <w:lang w:val="zh-TW"/>
+        </w:rPr>
+        <w:t xml:space="preserve">LLM：沒戴安全帽沒有原因需要推理，派工就好。</w:t>
       </w:r>
     </w:p>
     <w:p>
@@ -8814,6 +8822,72 @@
               <w:rPr>
                 <w:lang w:val="zh-TW"/>
               </w:rPr>
+              <w:t xml:space="preserve">R1</w:t>
+            </w:r>
+          </w:p>
+        </w:tc>
+        <w:tc>
+          <w:tcPr/>
+          <w:p>
+            <w:pPr>
+              <w:pStyle w:val="Compact"/>
+            </w:pPr>
+            <w:r>
+              <w:rPr>
+                <w:rFonts w:hint="eastAsia"/>
+                <w:lang w:val="zh-TW"/>
+              </w:rPr>
+              <w:t xml:space="preserve">相似案例找得準不準</w:t>
+            </w:r>
+          </w:p>
+        </w:tc>
+        <w:tc>
+          <w:tcPr/>
+          <w:p>
+            <w:pPr>
+              <w:pStyle w:val="Compact"/>
+            </w:pPr>
+            <w:r>
+              <w:rPr>
+                <w:lang w:val="zh-TW"/>
+              </w:rPr>
+              <w:t xml:space="preserve">37 </w:t>
+            </w:r>
+            <w:r>
+              <w:rPr>
+                <w:rFonts w:hint="eastAsia"/>
+                <w:lang w:val="zh-TW"/>
+              </w:rPr>
+              <w:t xml:space="preserve">筆保留測試案例</w:t>
+            </w:r>
+          </w:p>
+        </w:tc>
+        <w:tc>
+          <w:tcPr/>
+          <w:p>
+            <w:pPr>
+              <w:pStyle w:val="Compact"/>
+            </w:pPr>
+            <w:r>
+              <w:rPr>
+                <w:lang w:val="zh-TW"/>
+              </w:rPr>
+              <w:t xml:space="preserve">✅</w:t>
+            </w:r>
+          </w:p>
+        </w:tc>
+      </w:tr>
+      <w:tr>
+        <w:tc>
+          <w:tcPr/>
+          <w:p>
+            <w:pPr>
+              <w:pStyle w:val="Compact"/>
+            </w:pPr>
+            <w:r>
+              <w:rPr>
+                <w:lang w:val="zh-TW"/>
+              </w:rPr>
               <w:t xml:space="preserve">E1</w:t>
             </w:r>
           </w:p>
@@ -8857,6 +8931,72 @@
                 <w:lang w:val="zh-TW"/>
               </w:rPr>
               <w:t xml:space="preserve">筆保留測試案例（從未進入知識庫）</w:t>
+            </w:r>
+          </w:p>
+        </w:tc>
+        <w:tc>
+          <w:tcPr/>
+          <w:p>
+            <w:pPr>
+              <w:pStyle w:val="Compact"/>
+            </w:pPr>
+            <w:r>
+              <w:rPr>
+                <w:lang w:val="zh-TW"/>
+              </w:rPr>
+              <w:t xml:space="preserve">✅</w:t>
+            </w:r>
+          </w:p>
+        </w:tc>
+      </w:tr>
+      <w:tr>
+        <w:tc>
+          <w:tcPr/>
+          <w:p>
+            <w:pPr>
+              <w:pStyle w:val="Compact"/>
+            </w:pPr>
+            <w:r>
+              <w:rPr>
+                <w:lang w:val="zh-TW"/>
+              </w:rPr>
+              <w:t xml:space="preserve">U1</w:t>
+            </w:r>
+          </w:p>
+        </w:tc>
+        <w:tc>
+          <w:tcPr/>
+          <w:p>
+            <w:pPr>
+              <w:pStyle w:val="Compact"/>
+            </w:pPr>
+            <w:r>
+              <w:rPr>
+                <w:rFonts w:hint="eastAsia"/>
+                <w:lang w:val="zh-TW"/>
+              </w:rPr>
+              <w:t xml:space="preserve">用沒參與調整的資料再驗證一次</w:t>
+            </w:r>
+          </w:p>
+        </w:tc>
+        <w:tc>
+          <w:tcPr/>
+          <w:p>
+            <w:pPr>
+              <w:pStyle w:val="Compact"/>
+            </w:pPr>
+            <w:r>
+              <w:rPr>
+                <w:lang w:val="zh-TW"/>
+              </w:rPr>
+              <w:t xml:space="preserve">125 </w:t>
+            </w:r>
+            <w:r>
+              <w:rPr>
+                <w:rFonts w:hint="eastAsia"/>
+                <w:lang w:val="zh-TW"/>
+              </w:rPr>
+              <w:t xml:space="preserve">筆新產生的合成情境</w:t>
             </w:r>
           </w:p>
         </w:tc>
@@ -9360,14 +9500,14 @@
         <w:rPr>
           <w:lang w:val="zh-TW"/>
         </w:rPr>
-        <w:t xml:space="preserve">82 </w:t>
-      </w:r>
-      <w:r>
-        <w:rPr>
-          <w:rFonts w:hint="eastAsia"/>
-          <w:lang w:val="zh-TW"/>
-        </w:rPr>
-        <w:t xml:space="preserve">項自動化測試全數通過，包含：3</w:t>
+        <w:t xml:space="preserve">176 </w:t>
+      </w:r>
+      <w:r>
+        <w:rPr>
+          <w:rFonts w:hint="eastAsia"/>
+          <w:lang w:val="zh-TW"/>
+        </w:rPr>
+        <w:t xml:space="preserve">項後端自動化測試、5</w:t>
       </w:r>
       <w:r>
         <w:rPr>
@@ -9380,6 +9520,19 @@
           <w:rFonts w:hint="eastAsia"/>
           <w:lang w:val="zh-TW"/>
         </w:rPr>
+        <w:t xml:space="preserve">項「在畫面上實際點按鈕」的端到端測試全數通過，包含：3</w:t>
+      </w:r>
+      <w:r>
+        <w:rPr>
+          <w:lang w:val="zh-TW"/>
+        </w:rPr>
+        <w:t xml:space="preserve"> </w:t>
+      </w:r>
+      <w:r>
+        <w:rPr>
+          <w:rFonts w:hint="eastAsia"/>
+          <w:lang w:val="zh-TW"/>
+        </w:rPr>
         <w:t xml:space="preserve">個場景完整重播、Jev</w:t>
       </w:r>
       <w:r>
@@ -9432,7 +9585,7 @@
           <w:rFonts w:hint="eastAsia"/>
           <w:lang w:val="zh-TW"/>
         </w:rPr>
-        <w:t xml:space="preserve">DeepSeek，也全數通過。</w:t>
+        <w:t xml:space="preserve">DeepSeek，也全數通過。端到端測試會開瀏覽器，用切換身分、點按鈕、在對話框打字的方式，把卡料、職災通報、未戴安全帽、銲接冒煙、手機版五個流程從頭走到尾。</w:t>
       </w:r>
     </w:p>
     <w:bookmarkEnd w:id="64"/>
@@ -9466,24 +9619,246 @@
           <w:bCs/>
           <w:lang w:val="zh-TW"/>
         </w:rPr>
-        <w:t xml:space="preserve">E1／E2：最可能原因判斷（n=37</w:t>
-      </w:r>
-      <w:r>
-        <w:rPr>
+        <w:t xml:space="preserve">R1：相似案例找得準不準</w:t>
+      </w:r>
+    </w:p>
+    <w:p>
+      <w:pPr>
+        <w:pStyle w:val="BodyText"/>
+      </w:pPr>
+      <w:r>
+        <w:rPr>
+          <w:lang w:val="zh-TW"/>
+        </w:rPr>
+        <w:t xml:space="preserve">Jev </w:t>
+      </w:r>
+      <w:r>
+        <w:rPr>
+          <w:rFonts w:hint="eastAsia"/>
+          <w:lang w:val="zh-TW"/>
+        </w:rPr>
+        <w:t xml:space="preserve">判斷原因時，會參考知識庫裡最像的</w:t>
+      </w:r>
+      <w:r>
+        <w:rPr>
+          <w:lang w:val="zh-TW"/>
+        </w:rPr>
+        <w:t xml:space="preserve"> 5 </w:t>
+      </w:r>
+      <w:r>
+        <w:rPr>
+          <w:rFonts w:hint="eastAsia"/>
+          <w:lang w:val="zh-TW"/>
+        </w:rPr>
+        <w:t xml:space="preserve">筆歷史案例，所以案例找得準不準，直接影響判斷。</w:t>
+      </w:r>
+    </w:p>
+    <w:tbl>
+      <w:tblPr>
+        <w:tblStyle w:val="Table"/>
+        <w:tblW w:type="auto" w:w="0"/>
+        <w:tblLook w:firstRow="1" w:lastRow="0" w:firstColumn="0" w:lastColumn="0" w:noHBand="0" w:noVBand="0" w:val="0020"/>
+      </w:tblPr>
+      <w:tblGrid>
+        <w:gridCol w:w="2640"/>
+        <w:gridCol w:w="2640"/>
+        <w:gridCol w:w="2640"/>
+      </w:tblGrid>
+      <w:tr>
+        <w:trPr>
+          <w:tblHeader w:val="on"/>
+        </w:trPr>
+        <w:tc>
+          <w:tcPr/>
+          <w:p>
+            <w:pPr>
+              <w:pStyle w:val="Compact"/>
+            </w:pPr>
+            <w:r>
+              <w:rPr>
+                <w:rFonts w:hint="eastAsia"/>
+                <w:lang w:val="zh-TW"/>
+              </w:rPr>
+              <w:t xml:space="preserve">檢索方式</w:t>
+            </w:r>
+          </w:p>
+        </w:tc>
+        <w:tc>
+          <w:tcPr/>
+          <w:p>
+            <w:pPr>
+              <w:pStyle w:val="Compact"/>
+            </w:pPr>
+            <w:r>
+              <w:rPr>
+                <w:rFonts w:hint="eastAsia"/>
+                <w:lang w:val="zh-TW"/>
+              </w:rPr>
+              <w:t xml:space="preserve">第</w:t>
+            </w:r>
+            <w:r>
+              <w:rPr>
+                <w:lang w:val="zh-TW"/>
+              </w:rPr>
+              <w:t xml:space="preserve"> 1 </w:t>
+            </w:r>
+            <w:r>
+              <w:rPr>
+                <w:rFonts w:hint="eastAsia"/>
+                <w:lang w:val="zh-TW"/>
+              </w:rPr>
+              <w:t xml:space="preserve">筆就是正確原因</w:t>
+            </w:r>
+          </w:p>
+        </w:tc>
+        <w:tc>
+          <w:tcPr/>
+          <w:p>
+            <w:pPr>
+              <w:pStyle w:val="Compact"/>
+            </w:pPr>
+            <w:r>
+              <w:rPr>
+                <w:rFonts w:hint="eastAsia"/>
+                <w:lang w:val="zh-TW"/>
+              </w:rPr>
+              <w:t xml:space="preserve">前</w:t>
+            </w:r>
+            <w:r>
+              <w:rPr>
+                <w:lang w:val="zh-TW"/>
+              </w:rPr>
+              <w:t xml:space="preserve"> 5 </w:t>
+            </w:r>
+            <w:r>
+              <w:rPr>
+                <w:rFonts w:hint="eastAsia"/>
+                <w:lang w:val="zh-TW"/>
+              </w:rPr>
+              <w:t xml:space="preserve">筆有正確原因</w:t>
+            </w:r>
+          </w:p>
+        </w:tc>
+      </w:tr>
+      <w:tr>
+        <w:tc>
+          <w:tcPr/>
+          <w:p>
+            <w:pPr>
+              <w:pStyle w:val="Compact"/>
+            </w:pPr>
+            <w:r>
+              <w:rPr>
+                <w:rFonts w:hint="eastAsia"/>
+                <w:lang w:val="zh-TW"/>
+              </w:rPr>
+              <w:t xml:space="preserve">第一版（只用文字向量，硬性限定同機型）</w:t>
+            </w:r>
+          </w:p>
+        </w:tc>
+        <w:tc>
+          <w:tcPr/>
+          <w:p>
+            <w:pPr>
+              <w:pStyle w:val="Compact"/>
+            </w:pPr>
+            <w:r>
+              <w:rPr>
+                <w:lang w:val="zh-TW"/>
+              </w:rPr>
+              <w:t xml:space="preserve">73%</w:t>
+            </w:r>
+          </w:p>
+        </w:tc>
+        <w:tc>
+          <w:tcPr/>
+          <w:p>
+            <w:pPr>
+              <w:pStyle w:val="Compact"/>
+            </w:pPr>
+            <w:r>
+              <w:rPr>
+                <w:lang w:val="zh-TW"/>
+              </w:rPr>
+              <w:t xml:space="preserve">84%</w:t>
+            </w:r>
+          </w:p>
+        </w:tc>
+      </w:tr>
+      <w:tr>
+        <w:tc>
+          <w:tcPr/>
+          <w:p>
+            <w:pPr>
+              <w:pStyle w:val="Compact"/>
+            </w:pPr>
+            <w:r>
+              <w:rPr>
+                <w:rFonts w:hint="eastAsia"/>
+                <w:lang w:val="zh-TW"/>
+              </w:rPr>
+              <w:t xml:space="preserve">改良後（語意＋關鍵字、同機型改成加分）</w:t>
+            </w:r>
+          </w:p>
+        </w:tc>
+        <w:tc>
+          <w:tcPr/>
+          <w:p>
+            <w:pPr>
+              <w:pStyle w:val="Compact"/>
+            </w:pPr>
+            <w:r>
+              <w:rPr>
+                <w:b/>
+                <w:bCs/>
+                <w:lang w:val="zh-TW"/>
+              </w:rPr>
+              <w:t xml:space="preserve">100%</w:t>
+            </w:r>
+          </w:p>
+        </w:tc>
+        <w:tc>
+          <w:tcPr/>
+          <w:p>
+            <w:pPr>
+              <w:pStyle w:val="Compact"/>
+            </w:pPr>
+            <w:r>
+              <w:rPr>
+                <w:b/>
+                <w:bCs/>
+                <w:lang w:val="zh-TW"/>
+              </w:rPr>
+              <w:t xml:space="preserve">100%</w:t>
+            </w:r>
+          </w:p>
+        </w:tc>
+      </w:tr>
+    </w:tbl>
+    <w:p>
+      <w:pPr>
+        <w:pStyle w:val="BodyText"/>
+      </w:pPr>
+      <w:r>
+        <w:rPr>
+          <w:rFonts w:hint="eastAsia"/>
+          <w:lang w:val="zh-TW"/>
+        </w:rPr>
+        <w:t xml:space="preserve">第一版漏掉的主要原因是「硬性限定同機型」：例如沖床「氣壓不足」的案例，知識庫裡只出現在送料機的紀錄中，限定同機型就找不到。</w:t>
+      </w:r>
+    </w:p>
+    <w:p>
+      <w:pPr>
+        <w:pStyle w:val="BodyText"/>
+      </w:pPr>
+      <w:r>
+        <w:rPr>
+          <w:rFonts w:hint="eastAsia"/>
           <w:b/>
           <w:bCs/>
           <w:lang w:val="zh-TW"/>
         </w:rPr>
-        <w:t xml:space="preserve"> </w:t>
-      </w:r>
-      <w:r>
-        <w:rPr>
-          <w:rFonts w:hint="eastAsia"/>
-          <w:b/>
-          <w:bCs/>
-          <w:lang w:val="zh-TW"/>
-        </w:rPr>
-        <w:t xml:space="preserve">筆不同案例）</w:t>
+        <w:t xml:space="preserve">E1／E2：最可能原因判斷</w:t>
       </w:r>
     </w:p>
     <w:tbl>
@@ -9494,11 +9869,10 @@
         <w:tblLook w:firstRow="1" w:lastRow="0" w:firstColumn="0" w:lastColumn="0" w:noHBand="0" w:noVBand="0" w:val="0020"/>
       </w:tblPr>
       <w:tblGrid>
-        <w:gridCol w:w="1584"/>
-        <w:gridCol w:w="1584"/>
-        <w:gridCol w:w="1584"/>
-        <w:gridCol w:w="1584"/>
-        <w:gridCol w:w="1584"/>
+        <w:gridCol w:w="1980"/>
+        <w:gridCol w:w="1980"/>
+        <w:gridCol w:w="1980"/>
+        <w:gridCol w:w="1980"/>
       </w:tblGrid>
       <w:tr>
         <w:trPr>
@@ -9545,22 +9919,7 @@
                 <w:rFonts w:hint="eastAsia"/>
                 <w:lang w:val="zh-TW"/>
               </w:rPr>
-              <w:t xml:space="preserve">前三名命中率</w:t>
-            </w:r>
-          </w:p>
-        </w:tc>
-        <w:tc>
-          <w:tcPr/>
-          <w:p>
-            <w:pPr>
-              <w:pStyle w:val="Compact"/>
-            </w:pPr>
-            <w:r>
-              <w:rPr>
-                <w:rFonts w:hint="eastAsia"/>
-                <w:lang w:val="zh-TW"/>
-              </w:rPr>
-              <w:t xml:space="preserve">回應時間（中位數／P95）</w:t>
+              <w:t xml:space="preserve">回應時間（中位數）</w:t>
             </w:r>
           </w:p>
         </w:tc>
@@ -9621,20 +9980,6 @@
               <w:rPr>
                 <w:lang w:val="zh-TW"/>
               </w:rPr>
-              <w:t xml:space="preserve">100%</w:t>
-            </w:r>
-          </w:p>
-        </w:tc>
-        <w:tc>
-          <w:tcPr/>
-          <w:p>
-            <w:pPr>
-              <w:pStyle w:val="Compact"/>
-            </w:pPr>
-            <w:r>
-              <w:rPr>
-                <w:lang w:val="zh-TW"/>
-              </w:rPr>
               <w:t xml:space="preserve">&lt; 1 </w:t>
             </w:r>
             <w:r>
@@ -9676,8 +10021,67 @@
               </w:rPr>
               <w:t xml:space="preserve">Jev 1.14</w:t>
             </w:r>
-          </w:p>
-        </w:tc>
+            <w:r>
+              <w:rPr>
+                <w:rFonts w:hint="eastAsia"/>
+                <w:lang w:val="zh-TW"/>
+              </w:rPr>
+              <w:t xml:space="preserve">（第一版檢索）</w:t>
+            </w:r>
+          </w:p>
+        </w:tc>
+        <w:tc>
+          <w:tcPr/>
+          <w:p>
+            <w:pPr>
+              <w:pStyle w:val="Compact"/>
+            </w:pPr>
+            <w:r>
+              <w:rPr>
+                <w:rFonts w:hint="eastAsia"/>
+                <w:lang w:val="zh-TW"/>
+              </w:rPr>
+              <w:t xml:space="preserve">86.5%（32/37）</w:t>
+            </w:r>
+          </w:p>
+        </w:tc>
+        <w:tc>
+          <w:tcPr/>
+          <w:p>
+            <w:pPr>
+              <w:pStyle w:val="Compact"/>
+            </w:pPr>
+            <w:r>
+              <w:rPr>
+                <w:lang w:val="zh-TW"/>
+              </w:rPr>
+              <w:t xml:space="preserve">0.46 </w:t>
+            </w:r>
+            <w:r>
+              <w:rPr>
+                <w:rFonts w:hint="eastAsia"/>
+                <w:lang w:val="zh-TW"/>
+              </w:rPr>
+              <w:t xml:space="preserve">秒</w:t>
+            </w:r>
+          </w:p>
+        </w:tc>
+        <w:tc>
+          <w:tcPr/>
+          <w:p>
+            <w:pPr>
+              <w:pStyle w:val="Compact"/>
+            </w:pPr>
+            <w:r>
+              <w:rPr>
+                <w:lang w:val="zh-TW"/>
+              </w:rPr>
+              <w:t xml:space="preserve">US$0.00014</w:t>
+            </w:r>
+          </w:p>
+        </w:tc>
+      </w:tr>
+      <w:tr>
         <w:tc>
           <w:tcPr/>
           <w:p>
@@ -9690,28 +10094,14 @@
                 <w:bCs/>
                 <w:lang w:val="zh-TW"/>
               </w:rPr>
-              <w:t xml:space="preserve">86.5%</w:t>
-            </w:r>
-            <w:r>
-              <w:rPr>
-                <w:rFonts w:hint="eastAsia"/>
-                <w:lang w:val="zh-TW"/>
-              </w:rPr>
-              <w:t xml:space="preserve">（32/37）</w:t>
-            </w:r>
-          </w:p>
-        </w:tc>
-        <w:tc>
-          <w:tcPr/>
-          <w:p>
-            <w:pPr>
-              <w:pStyle w:val="Compact"/>
-            </w:pPr>
-            <w:r>
-              <w:rPr>
-                <w:lang w:val="zh-TW"/>
-              </w:rPr>
-              <w:t xml:space="preserve">100%</w:t>
+              <w:t xml:space="preserve">Jev 1.14</w:t>
+            </w:r>
+            <w:r>
+              <w:rPr>
+                <w:rFonts w:hint="eastAsia"/>
+                <w:lang w:val="zh-TW"/>
+              </w:rPr>
+              <w:t xml:space="preserve">（改良後檢索）</w:t>
             </w:r>
           </w:p>
         </w:tc>
@@ -9727,148 +10117,230 @@
                 <w:bCs/>
                 <w:lang w:val="zh-TW"/>
               </w:rPr>
+              <w:t xml:space="preserve">97.3%</w:t>
+            </w:r>
+            <w:r>
+              <w:rPr>
+                <w:rFonts w:hint="eastAsia"/>
+                <w:lang w:val="zh-TW"/>
+              </w:rPr>
+              <w:t xml:space="preserve">（36/37）</w:t>
+            </w:r>
+          </w:p>
+        </w:tc>
+        <w:tc>
+          <w:tcPr/>
+          <w:p>
+            <w:pPr>
+              <w:pStyle w:val="Compact"/>
+            </w:pPr>
+            <w:r>
+              <w:rPr>
+                <w:lang w:val="zh-TW"/>
+              </w:rPr>
               <w:t xml:space="preserve">0.46 </w:t>
             </w:r>
             <w:r>
               <w:rPr>
                 <w:rFonts w:hint="eastAsia"/>
+                <w:lang w:val="zh-TW"/>
+              </w:rPr>
+              <w:t xml:space="preserve">秒</w:t>
+            </w:r>
+          </w:p>
+        </w:tc>
+        <w:tc>
+          <w:tcPr/>
+          <w:p>
+            <w:pPr>
+              <w:pStyle w:val="Compact"/>
+            </w:pPr>
+            <w:r>
+              <w:rPr>
+                <w:lang w:val="zh-TW"/>
+              </w:rPr>
+              <w:t xml:space="preserve">US$0.00014</w:t>
+            </w:r>
+          </w:p>
+        </w:tc>
+      </w:tr>
+      <w:tr>
+        <w:tc>
+          <w:tcPr/>
+          <w:p>
+            <w:pPr>
+              <w:pStyle w:val="Compact"/>
+            </w:pPr>
+            <w:r>
+              <w:rPr>
+                <w:lang w:val="zh-TW"/>
+              </w:rPr>
+              <w:t xml:space="preserve">DeepSeek V4.1 </w:t>
+            </w:r>
+            <w:r>
+              <w:rPr>
+                <w:rFonts w:hint="eastAsia"/>
+                <w:lang w:val="zh-TW"/>
+              </w:rPr>
+              <w:t xml:space="preserve">Flash（改良後檢索）</w:t>
+            </w:r>
+          </w:p>
+        </w:tc>
+        <w:tc>
+          <w:tcPr/>
+          <w:p>
+            <w:pPr>
+              <w:pStyle w:val="Compact"/>
+            </w:pPr>
+            <w:r>
+              <w:rPr>
+                <w:rFonts w:hint="eastAsia"/>
+                <w:lang w:val="zh-TW"/>
+              </w:rPr>
+              <w:t xml:space="preserve">100%（37/37）</w:t>
+            </w:r>
+          </w:p>
+        </w:tc>
+        <w:tc>
+          <w:tcPr/>
+          <w:p>
+            <w:pPr>
+              <w:pStyle w:val="Compact"/>
+            </w:pPr>
+            <w:r>
+              <w:rPr>
+                <w:lang w:val="zh-TW"/>
+              </w:rPr>
+              <w:t xml:space="preserve">1.26 </w:t>
+            </w:r>
+            <w:r>
+              <w:rPr>
+                <w:rFonts w:hint="eastAsia"/>
+                <w:lang w:val="zh-TW"/>
+              </w:rPr>
+              <w:t xml:space="preserve">秒（最慢</w:t>
+            </w:r>
+            <w:r>
+              <w:rPr>
+                <w:lang w:val="zh-TW"/>
+              </w:rPr>
+              <w:t xml:space="preserve"> </w:t>
+            </w:r>
+            <w:r>
+              <w:rPr>
+                <w:rFonts w:hint="eastAsia"/>
+                <w:lang w:val="zh-TW"/>
+              </w:rPr>
+              <w:t xml:space="preserve">5%：5.1</w:t>
+            </w:r>
+            <w:r>
+              <w:rPr>
+                <w:lang w:val="zh-TW"/>
+              </w:rPr>
+              <w:t xml:space="preserve"> </w:t>
+            </w:r>
+            <w:r>
+              <w:rPr>
+                <w:rFonts w:hint="eastAsia"/>
+                <w:lang w:val="zh-TW"/>
+              </w:rPr>
+              <w:t xml:space="preserve">秒）</w:t>
+            </w:r>
+          </w:p>
+        </w:tc>
+        <w:tc>
+          <w:tcPr/>
+          <w:p>
+            <w:pPr>
+              <w:pStyle w:val="Compact"/>
+            </w:pPr>
+            <w:r>
+              <w:rPr>
+                <w:rFonts w:hint="eastAsia"/>
+                <w:lang w:val="zh-TW"/>
+              </w:rPr>
+              <w:t xml:space="preserve">訂閱制</w:t>
+            </w:r>
+          </w:p>
+        </w:tc>
+      </w:tr>
+      <w:tr>
+        <w:tc>
+          <w:tcPr/>
+          <w:p>
+            <w:pPr>
+              <w:pStyle w:val="Compact"/>
+            </w:pPr>
+            <w:r>
+              <w:rPr>
+                <w:rFonts w:hint="eastAsia"/>
+                <w:lang w:val="zh-TW"/>
+              </w:rPr>
+              <w:t xml:space="preserve">Jev，沒參與調整的</w:t>
+            </w:r>
+            <w:r>
+              <w:rPr>
+                <w:lang w:val="zh-TW"/>
+              </w:rPr>
+              <w:t xml:space="preserve"> 125 </w:t>
+            </w:r>
+            <w:r>
+              <w:rPr>
+                <w:rFonts w:hint="eastAsia"/>
+                <w:lang w:val="zh-TW"/>
+              </w:rPr>
+              <w:t xml:space="preserve">筆合成情境（U1）</w:t>
+            </w:r>
+          </w:p>
+        </w:tc>
+        <w:tc>
+          <w:tcPr/>
+          <w:p>
+            <w:pPr>
+              <w:pStyle w:val="Compact"/>
+            </w:pPr>
+            <w:r>
+              <w:rPr>
                 <w:b/>
                 <w:bCs/>
                 <w:lang w:val="zh-TW"/>
               </w:rPr>
-              <w:t xml:space="preserve">秒</w:t>
-            </w:r>
-            <w:r>
-              <w:rPr>
-                <w:rFonts w:hint="eastAsia"/>
-                <w:lang w:val="zh-TW"/>
-              </w:rPr>
-              <w:t xml:space="preserve">／0.66</w:t>
-            </w:r>
-            <w:r>
-              <w:rPr>
-                <w:lang w:val="zh-TW"/>
-              </w:rPr>
-              <w:t xml:space="preserve"> </w:t>
-            </w:r>
-            <w:r>
-              <w:rPr>
-                <w:rFonts w:hint="eastAsia"/>
-                <w:lang w:val="zh-TW"/>
-              </w:rPr>
-              <w:t xml:space="preserve">秒</w:t>
-            </w:r>
-          </w:p>
-        </w:tc>
-        <w:tc>
-          <w:tcPr/>
-          <w:p>
-            <w:pPr>
-              <w:pStyle w:val="Compact"/>
-            </w:pPr>
-            <w:r>
-              <w:rPr>
-                <w:lang w:val="zh-TW"/>
-              </w:rPr>
-              <w:t xml:space="preserve">US$0.00014</w:t>
-            </w:r>
-          </w:p>
-        </w:tc>
-      </w:tr>
-      <w:tr>
-        <w:tc>
-          <w:tcPr/>
-          <w:p>
-            <w:pPr>
-              <w:pStyle w:val="Compact"/>
-            </w:pPr>
-            <w:r>
-              <w:rPr>
-                <w:lang w:val="zh-TW"/>
-              </w:rPr>
-              <w:t xml:space="preserve">DeepSeek V4.1 Flash</w:t>
-            </w:r>
-          </w:p>
-        </w:tc>
-        <w:tc>
-          <w:tcPr/>
-          <w:p>
-            <w:pPr>
-              <w:pStyle w:val="Compact"/>
-            </w:pPr>
-            <w:r>
-              <w:rPr>
-                <w:rFonts w:hint="eastAsia"/>
-                <w:lang w:val="zh-TW"/>
-              </w:rPr>
-              <w:t xml:space="preserve">86.5%（32/37）</w:t>
-            </w:r>
-          </w:p>
-        </w:tc>
-        <w:tc>
-          <w:tcPr/>
-          <w:p>
-            <w:pPr>
-              <w:pStyle w:val="Compact"/>
-            </w:pPr>
-            <w:r>
-              <w:rPr>
-                <w:lang w:val="zh-TW"/>
-              </w:rPr>
-              <w:t xml:space="preserve">94.6%</w:t>
-            </w:r>
-          </w:p>
-        </w:tc>
-        <w:tc>
-          <w:tcPr/>
-          <w:p>
-            <w:pPr>
-              <w:pStyle w:val="Compact"/>
-            </w:pPr>
-            <w:r>
-              <w:rPr>
-                <w:lang w:val="zh-TW"/>
-              </w:rPr>
-              <w:t xml:space="preserve">1.85 </w:t>
-            </w:r>
-            <w:r>
-              <w:rPr>
-                <w:rFonts w:hint="eastAsia"/>
-                <w:lang w:val="zh-TW"/>
-              </w:rPr>
-              <w:t xml:space="preserve">秒／</w:t>
-            </w:r>
-            <w:r>
-              <w:rPr>
-                <w:b/>
-                <w:bCs/>
-                <w:lang w:val="zh-TW"/>
-              </w:rPr>
-              <w:t xml:space="preserve">46.6 </w:t>
-            </w:r>
-            <w:r>
-              <w:rPr>
-                <w:rFonts w:hint="eastAsia"/>
-                <w:b/>
-                <w:bCs/>
-                <w:lang w:val="zh-TW"/>
-              </w:rPr>
-              <w:t xml:space="preserve">秒</w:t>
-            </w:r>
-          </w:p>
-        </w:tc>
-        <w:tc>
-          <w:tcPr/>
-          <w:p>
-            <w:pPr>
-              <w:pStyle w:val="Compact"/>
-            </w:pPr>
-            <w:r>
-              <w:rPr>
-                <w:rFonts w:hint="eastAsia"/>
-                <w:lang w:val="zh-TW"/>
-              </w:rPr>
-              <w:t xml:space="preserve">訂閱制</w:t>
+              <w:t xml:space="preserve">100%</w:t>
+            </w:r>
+            <w:r>
+              <w:rPr>
+                <w:rFonts w:hint="eastAsia"/>
+                <w:lang w:val="zh-TW"/>
+              </w:rPr>
+              <w:t xml:space="preserve">（125/125）</w:t>
+            </w:r>
+          </w:p>
+        </w:tc>
+        <w:tc>
+          <w:tcPr/>
+          <w:p>
+            <w:pPr>
+              <w:pStyle w:val="Compact"/>
+            </w:pPr>
+            <w:r>
+              <w:rPr>
+                <w:lang w:val="zh-TW"/>
+              </w:rPr>
+              <w:t xml:space="preserve">—</w:t>
+            </w:r>
+          </w:p>
+        </w:tc>
+        <w:tc>
+          <w:tcPr/>
+          <w:p>
+            <w:pPr>
+              <w:pStyle w:val="Compact"/>
+            </w:pPr>
+            <w:r>
+              <w:rPr>
+                <w:lang w:val="zh-TW"/>
+              </w:rPr>
+              <w:t xml:space="preserve">—</w:t>
             </w:r>
           </w:p>
         </w:tc>
@@ -9911,7 +10383,7 @@
           <w:rFonts w:hint="eastAsia"/>
           <w:lang w:val="zh-TW"/>
         </w:rPr>
-        <w:t xml:space="preserve">「前三名」三種方法都接近</w:t>
+        <w:t xml:space="preserve">進步幾乎都來自「找對相似案例」。相似案例找對了，Jev</w:t>
       </w:r>
       <w:r>
         <w:rPr>
@@ -9924,7 +10396,84 @@
           <w:rFonts w:hint="eastAsia"/>
           <w:lang w:val="zh-TW"/>
         </w:rPr>
-        <w:t xml:space="preserve">100%，分不出好壞，所以</w:t>
+        <w:t xml:space="preserve">和</w:t>
+      </w:r>
+      <w:r>
+        <w:rPr>
+          <w:lang w:val="zh-TW"/>
+        </w:rPr>
+        <w:t xml:space="preserve"> LLM </w:t>
+      </w:r>
+      <w:r>
+        <w:rPr>
+          <w:rFonts w:hint="eastAsia"/>
+          <w:lang w:val="zh-TW"/>
+        </w:rPr>
+        <w:t xml:space="preserve">都能答對。</w:t>
+      </w:r>
+      <w:r>
+        <w:rPr>
+          <w:lang w:val="zh-TW"/>
+        </w:rPr>
+        <w:t xml:space="preserve"> </w:t>
+      </w:r>
+      <w:r>
+        <w:rPr>
+          <w:lang w:val="zh-TW"/>
+        </w:rPr>
+        <w:t xml:space="preserve">- 37 </w:t>
+      </w:r>
+      <w:r>
+        <w:rPr>
+          <w:rFonts w:hint="eastAsia"/>
+          <w:lang w:val="zh-TW"/>
+        </w:rPr>
+        <w:t xml:space="preserve">筆保留案例是我們拿來調整檢索參數的那一批，所以</w:t>
+      </w:r>
+      <w:r>
+        <w:rPr>
+          <w:lang w:val="zh-TW"/>
+        </w:rPr>
+        <w:t xml:space="preserve"> 97.3% </w:t>
+      </w:r>
+      <w:r>
+        <w:rPr>
+          <w:rFonts w:hint="eastAsia"/>
+          <w:lang w:val="zh-TW"/>
+        </w:rPr>
+        <w:t xml:space="preserve">偏樂觀。為了確認不是硬湊出來的，我們另外產生</w:t>
+      </w:r>
+      <w:r>
+        <w:rPr>
+          <w:lang w:val="zh-TW"/>
+        </w:rPr>
+        <w:t xml:space="preserve"> 125 </w:t>
+      </w:r>
+      <w:r>
+        <w:rPr>
+          <w:rFonts w:hint="eastAsia"/>
+          <w:lang w:val="zh-TW"/>
+        </w:rPr>
+        <w:t xml:space="preserve">筆從沒拿來調整的情境，結果一樣很好。不過這批是程式直接產生，沒有人寫的雜亂文字，比保留案例簡單。</w:t>
+      </w:r>
+      <w:r>
+        <w:rPr>
+          <w:lang w:val="zh-TW"/>
+        </w:rPr>
+        <w:t xml:space="preserve"> </w:t>
+      </w:r>
+      <w:r>
+        <w:rPr>
+          <w:lang w:val="zh-TW"/>
+        </w:rPr>
+        <w:t xml:space="preserve">- </w:t>
+      </w:r>
+      <w:r>
+        <w:rPr>
+          <w:rFonts w:hint="eastAsia"/>
+          <w:lang w:val="zh-TW"/>
+        </w:rPr>
+        <w:t xml:space="preserve">兩批都是模擬資料，</w:t>
       </w:r>
       <w:r>
         <w:rPr>
@@ -9933,7 +10482,7 @@
           <w:bCs/>
           <w:lang w:val="zh-TW"/>
         </w:rPr>
-        <w:t xml:space="preserve">主要看第一名</w:t>
+        <w:t xml:space="preserve">不能代表真實工廠的準確度</w:t>
       </w:r>
       <w:r>
         <w:rPr>
@@ -9971,48 +10520,7 @@
           <w:rFonts w:hint="eastAsia"/>
           <w:lang w:val="zh-TW"/>
         </w:rPr>
-        <w:t xml:space="preserve">準確度相同，都比純規則高約</w:t>
-      </w:r>
-      <w:r>
-        <w:rPr>
-          <w:lang w:val="zh-TW"/>
-        </w:rPr>
-        <w:t xml:space="preserve"> 8 </w:t>
-      </w:r>
-      <w:r>
-        <w:rPr>
-          <w:rFonts w:hint="eastAsia"/>
-          <w:lang w:val="zh-TW"/>
-        </w:rPr>
-        <w:t xml:space="preserve">個百分點；但</w:t>
-      </w:r>
-      <w:r>
-        <w:rPr>
-          <w:lang w:val="zh-TW"/>
-        </w:rPr>
-        <w:t xml:space="preserve"> n=37 </w:t>
-      </w:r>
-      <w:r>
-        <w:rPr>
-          <w:rFonts w:hint="eastAsia"/>
-          <w:lang w:val="zh-TW"/>
-        </w:rPr>
-        <w:t xml:space="preserve">時信賴區間重疊，</w:t>
-      </w:r>
-      <w:r>
-        <w:rPr>
-          <w:rFonts w:hint="eastAsia"/>
-          <w:b/>
-          <w:bCs/>
-          <w:lang w:val="zh-TW"/>
-        </w:rPr>
-        <w:t xml:space="preserve">差距在統計上還不顯著</w:t>
-      </w:r>
-      <w:r>
-        <w:rPr>
-          <w:lang w:val="zh-TW"/>
-        </w:rPr>
-        <w:t xml:space="preserve">。</w:t>
+        <w:t xml:space="preserve">準確度接近，Jev</w:t>
       </w:r>
       <w:r>
         <w:rPr>
@@ -10022,45 +10530,10 @@
       </w:r>
       <w:r>
         <w:rPr>
-          <w:lang w:val="zh-TW"/>
-        </w:rPr>
-        <w:t xml:space="preserve">- Jev </w:t>
-      </w:r>
-      <w:r>
-        <w:rPr>
-          <w:rFonts w:hint="eastAsia"/>
-          <w:lang w:val="zh-TW"/>
-        </w:rPr>
-        <w:t xml:space="preserve">真正的優勢是</w:t>
-      </w:r>
-      <w:r>
-        <w:rPr>
-          <w:rFonts w:hint="eastAsia"/>
-          <w:b/>
-          <w:bCs/>
-          <w:lang w:val="zh-TW"/>
-        </w:rPr>
-        <w:t xml:space="preserve">快而且穩</w:t>
-      </w:r>
-      <w:r>
-        <w:rPr>
-          <w:rFonts w:hint="eastAsia"/>
-          <w:lang w:val="zh-TW"/>
-        </w:rPr>
-        <w:t xml:space="preserve">：中位數</w:t>
-      </w:r>
-      <w:r>
-        <w:rPr>
-          <w:lang w:val="zh-TW"/>
-        </w:rPr>
-        <w:t xml:space="preserve"> 0.46 </w:t>
-      </w:r>
-      <w:r>
-        <w:rPr>
-          <w:rFonts w:hint="eastAsia"/>
-          <w:lang w:val="zh-TW"/>
-        </w:rPr>
-        <w:t xml:space="preserve">秒，同一案例重跑</w:t>
+          <w:rFonts w:hint="eastAsia"/>
+          <w:lang w:val="zh-TW"/>
+        </w:rPr>
+        <w:t xml:space="preserve">的優勢在穩：同一案例重跑</w:t>
       </w:r>
       <w:r>
         <w:rPr>
@@ -10073,7 +10546,7 @@
           <w:rFonts w:hint="eastAsia"/>
           <w:lang w:val="zh-TW"/>
         </w:rPr>
-        <w:t xml:space="preserve">次答案完全一致，選項順序打亂也不影響結果；LLM</w:t>
+        <w:t xml:space="preserve">次答案完全一致、選項順序打亂也不影響；LLM</w:t>
       </w:r>
       <w:r>
         <w:rPr>
@@ -10086,20 +10559,7 @@
           <w:rFonts w:hint="eastAsia"/>
           <w:lang w:val="zh-TW"/>
         </w:rPr>
-        <w:t xml:space="preserve">雖然中位數約</w:t>
-      </w:r>
-      <w:r>
-        <w:rPr>
-          <w:lang w:val="zh-TW"/>
-        </w:rPr>
-        <w:t xml:space="preserve"> 2 </w:t>
-      </w:r>
-      <w:r>
-        <w:rPr>
-          <w:rFonts w:hint="eastAsia"/>
-          <w:lang w:val="zh-TW"/>
-        </w:rPr>
-        <w:t xml:space="preserve">秒，但最慢的</w:t>
+        <w:t xml:space="preserve">的回應時間會忽快忽慢（另一次實測最慢的</w:t>
       </w:r>
       <w:r>
         <w:rPr>
@@ -10112,7 +10572,7 @@
           <w:rFonts w:hint="eastAsia"/>
           <w:lang w:val="zh-TW"/>
         </w:rPr>
-        <w:t xml:space="preserve">要等到</w:t>
+        <w:t xml:space="preserve">要</w:t>
       </w:r>
       <w:r>
         <w:rPr>
@@ -10125,23 +10585,33 @@
           <w:rFonts w:hint="eastAsia"/>
           <w:lang w:val="zh-TW"/>
         </w:rPr>
-        <w:t xml:space="preserve">秒以上，</w:t>
-      </w:r>
-      <w:r>
-        <w:rPr>
-          <w:rFonts w:hint="eastAsia"/>
-          <w:b/>
-          <w:bCs/>
-          <w:lang w:val="zh-TW"/>
-        </w:rPr>
-        <w:t xml:space="preserve">不適合放在派工的關鍵路徑上</w:t>
-      </w:r>
-      <w:r>
-        <w:rPr>
-          <w:rFonts w:hint="eastAsia"/>
-          <w:lang w:val="zh-TW"/>
-        </w:rPr>
-        <w:t xml:space="preserve">。這正是三層設計的理由。</w:t>
+        <w:t xml:space="preserve">秒）。所以派工只等</w:t>
+      </w:r>
+      <w:r>
+        <w:rPr>
+          <w:lang w:val="zh-TW"/>
+        </w:rPr>
+        <w:t xml:space="preserve"> </w:t>
+      </w:r>
+      <w:r>
+        <w:rPr>
+          <w:rFonts w:hint="eastAsia"/>
+          <w:lang w:val="zh-TW"/>
+        </w:rPr>
+        <w:t xml:space="preserve">Jev，LLM</w:t>
+      </w:r>
+      <w:r>
+        <w:rPr>
+          <w:lang w:val="zh-TW"/>
+        </w:rPr>
+        <w:t xml:space="preserve"> </w:t>
+      </w:r>
+      <w:r>
+        <w:rPr>
+          <w:rFonts w:hint="eastAsia"/>
+          <w:lang w:val="zh-TW"/>
+        </w:rPr>
+        <w:t xml:space="preserve">的說明放到派工之後。</w:t>
       </w:r>
     </w:p>
     <w:p>
@@ -10163,7 +10633,7 @@
           <w:bCs/>
           <w:lang w:val="zh-TW"/>
         </w:rPr>
-        <w:t xml:space="preserve">表現不好的地方（誠實說明）</w:t>
+        <w:t xml:space="preserve">做得不好的地方</w:t>
       </w:r>
       <w:r>
         <w:rPr>
@@ -10223,14 +10693,14 @@
         <w:rPr>
           <w:lang w:val="zh-TW"/>
         </w:rPr>
-        <w:t xml:space="preserve"> 90% → </w:t>
-      </w:r>
-      <w:r>
-        <w:rPr>
-          <w:rFonts w:hint="eastAsia"/>
-          <w:lang w:val="zh-TW"/>
-        </w:rPr>
-        <w:t xml:space="preserve">系統以規則為準。</w:t>
+        <w:t xml:space="preserve"> </w:t>
+      </w:r>
+      <w:r>
+        <w:rPr>
+          <w:rFonts w:hint="eastAsia"/>
+          <w:lang w:val="zh-TW"/>
+        </w:rPr>
+        <w:t xml:space="preserve">90%，所以系統以規則為準。</w:t>
       </w:r>
       <w:r>
         <w:rPr>
@@ -10264,7 +10734,20 @@
           <w:rFonts w:hint="eastAsia"/>
           <w:lang w:val="zh-TW"/>
         </w:rPr>
-        <w:t xml:space="preserve">：測試中的誤報案例</w:t>
+        <w:t xml:space="preserve">：2</w:t>
+      </w:r>
+      <w:r>
+        <w:rPr>
+          <w:lang w:val="zh-TW"/>
+        </w:rPr>
+        <w:t xml:space="preserve"> </w:t>
+      </w:r>
+      <w:r>
+        <w:rPr>
+          <w:rFonts w:hint="eastAsia"/>
+          <w:lang w:val="zh-TW"/>
+        </w:rPr>
+        <w:t xml:space="preserve">筆誤報案例</w:t>
       </w:r>
       <w:r>
         <w:rPr>
@@ -10277,20 +10760,7 @@
           <w:rFonts w:hint="eastAsia"/>
           <w:lang w:val="zh-TW"/>
         </w:rPr>
-        <w:t xml:space="preserve">一筆都沒抓到</w:t>
-      </w:r>
-      <w:r>
-        <w:rPr>
-          <w:lang w:val="zh-TW"/>
-        </w:rPr>
-        <w:t xml:space="preserve"> → </w:t>
-      </w:r>
-      <w:r>
-        <w:rPr>
-          <w:rFonts w:hint="eastAsia"/>
-          <w:lang w:val="zh-TW"/>
-        </w:rPr>
-        <w:t xml:space="preserve">誤報抑制以規則（雙重確認）為主。</w:t>
+        <w:t xml:space="preserve">都沒抓到，誤報主要靠規則的雙重確認來擋。</w:t>
       </w:r>
       <w:r>
         <w:rPr>
@@ -10317,14 +10787,14 @@
           <w:bCs/>
           <w:lang w:val="zh-TW"/>
         </w:rPr>
-        <w:t xml:space="preserve">複合原因</w:t>
-      </w:r>
-      <w:r>
-        <w:rPr>
-          <w:rFonts w:hint="eastAsia"/>
-          <w:lang w:val="zh-TW"/>
-        </w:rPr>
-        <w:t xml:space="preserve">（兩個問題同時發生）：補充情境中第一名命中率只有</w:t>
+        <w:t xml:space="preserve">清單以外的新原因</w:t>
+      </w:r>
+      <w:r>
+        <w:rPr>
+          <w:rFonts w:hint="eastAsia"/>
+          <w:lang w:val="zh-TW"/>
+        </w:rPr>
+        <w:t xml:space="preserve">：1</w:t>
       </w:r>
       <w:r>
         <w:rPr>
@@ -10337,7 +10807,7 @@
           <w:rFonts w:hint="eastAsia"/>
           <w:lang w:val="zh-TW"/>
         </w:rPr>
-        <w:t xml:space="preserve">44%（n=9）→</w:t>
+        <w:t xml:space="preserve">筆不在故障模式清單裡的案例，Jev</w:t>
       </w:r>
       <w:r>
         <w:rPr>
@@ -10350,20 +10820,7 @@
           <w:rFonts w:hint="eastAsia"/>
           <w:lang w:val="zh-TW"/>
         </w:rPr>
-        <w:t xml:space="preserve">這類案例會因信心度不足轉給</w:t>
-      </w:r>
-      <w:r>
-        <w:rPr>
-          <w:lang w:val="zh-TW"/>
-        </w:rPr>
-        <w:t xml:space="preserve"> LLM </w:t>
-      </w:r>
-      <w:r>
-        <w:rPr>
-          <w:rFonts w:hint="eastAsia"/>
-          <w:lang w:val="zh-TW"/>
-        </w:rPr>
-        <w:t xml:space="preserve">與人判斷。</w:t>
+        <w:t xml:space="preserve">仍硬選了一個既有原因，所以「以上皆非」這個選項還要再調整。</w:t>
       </w:r>
     </w:p>
     <w:p>
@@ -10406,7 +10863,7 @@
           <wp:inline>
             <wp:extent cx="4693920" cy="2183218"/>
             <wp:effectExtent b="0" l="0" r="0" t="0"/>
-            <wp:docPr descr="圖 5-1　E3 校準曲線：Jev 說 0.8 以上時實際約 97% 正確；0.6–0.8 過度自信" title="" id="66" name="Picture"/>
+            <wp:docPr descr="圖 5-1　E3 校準曲線：改良檢索後，Jev 說 0.8 以上時實際約 97% 正確" title="" id="66" name="Picture"/>
             <a:graphic>
               <a:graphicData uri="http://schemas.openxmlformats.org/drawingml/2006/picture">
                 <pic:pic>
@@ -10466,7 +10923,7 @@
           <w:rFonts w:hint="eastAsia"/>
           <w:lang w:val="zh-TW"/>
         </w:rPr>
-        <w:t xml:space="preserve">校準曲線：Jev</w:t>
+        <w:t xml:space="preserve">校準曲線：改良檢索後，Jev</w:t>
       </w:r>
       <w:r>
         <w:rPr>
@@ -10505,20 +10962,7 @@
           <w:rFonts w:hint="eastAsia"/>
           <w:lang w:val="zh-TW"/>
         </w:rPr>
-        <w:t xml:space="preserve">正確；0.6–0.8</w:t>
-      </w:r>
-      <w:r>
-        <w:rPr>
-          <w:lang w:val="zh-TW"/>
-        </w:rPr>
-        <w:t xml:space="preserve"> </w:t>
-      </w:r>
-      <w:r>
-        <w:rPr>
-          <w:rFonts w:hint="eastAsia"/>
-          <w:lang w:val="zh-TW"/>
-        </w:rPr>
-        <w:t xml:space="preserve">過度自信</w:t>
+        <w:t xml:space="preserve">正確</w:t>
       </w:r>
     </w:p>
     <w:p>
@@ -10534,20 +10978,7 @@
           <w:rFonts w:hint="eastAsia"/>
           <w:lang w:val="zh-TW"/>
         </w:rPr>
-        <w:t xml:space="preserve">以</w:t>
-      </w:r>
-      <w:r>
-        <w:rPr>
-          <w:lang w:val="zh-TW"/>
-        </w:rPr>
-        <w:t xml:space="preserve"> 37 </w:t>
-      </w:r>
-      <w:r>
-        <w:rPr>
-          <w:rFonts w:hint="eastAsia"/>
-          <w:lang w:val="zh-TW"/>
-        </w:rPr>
-        <w:t xml:space="preserve">個不同案例計算，整體校準誤差（ECE）0.09，Brier</w:t>
+        <w:t xml:space="preserve">改良檢索後，Jev</w:t>
       </w:r>
       <w:r>
         <w:rPr>
@@ -10560,13 +10991,65 @@
           <w:rFonts w:hint="eastAsia"/>
           <w:lang w:val="zh-TW"/>
         </w:rPr>
-        <w:t xml:space="preserve">分數</w:t>
-      </w:r>
-      <w:r>
-        <w:rPr>
-          <w:lang w:val="zh-TW"/>
-        </w:rPr>
-        <w:t xml:space="preserve"> 0.09。</w:t>
+        <w:t xml:space="preserve">說</w:t>
+      </w:r>
+      <w:r>
+        <w:rPr>
+          <w:lang w:val="zh-TW"/>
+        </w:rPr>
+        <w:t xml:space="preserve"> 0.8 </w:t>
+      </w:r>
+      <w:r>
+        <w:rPr>
+          <w:rFonts w:hint="eastAsia"/>
+          <w:lang w:val="zh-TW"/>
+        </w:rPr>
+        <w:t xml:space="preserve">以上的判斷實際</w:t>
+      </w:r>
+      <w:r>
+        <w:rPr>
+          <w:lang w:val="zh-TW"/>
+        </w:rPr>
+        <w:t xml:space="preserve"> 97% </w:t>
+      </w:r>
+      <w:r>
+        <w:rPr>
+          <w:rFonts w:hint="eastAsia"/>
+          <w:lang w:val="zh-TW"/>
+        </w:rPr>
+        <w:t xml:space="preserve">正確（35</w:t>
+      </w:r>
+      <w:r>
+        <w:rPr>
+          <w:lang w:val="zh-TW"/>
+        </w:rPr>
+        <w:t xml:space="preserve"> </w:t>
+      </w:r>
+      <w:r>
+        <w:rPr>
+          <w:rFonts w:hint="eastAsia"/>
+          <w:lang w:val="zh-TW"/>
+        </w:rPr>
+        <w:t xml:space="preserve">案），整體校準誤差（ECE）0.02；未參與調整的</w:t>
+      </w:r>
+      <w:r>
+        <w:rPr>
+          <w:lang w:val="zh-TW"/>
+        </w:rPr>
+        <w:t xml:space="preserve"> 125 </w:t>
+      </w:r>
+      <w:r>
+        <w:rPr>
+          <w:rFonts w:hint="eastAsia"/>
+          <w:lang w:val="zh-TW"/>
+        </w:rPr>
+        <w:t xml:space="preserve">筆為</w:t>
+      </w:r>
+      <w:r>
+        <w:rPr>
+          <w:lang w:val="zh-TW"/>
+        </w:rPr>
+        <w:t xml:space="preserve"> 0.03。</w:t>
       </w:r>
     </w:p>
     <w:p>
@@ -10579,25 +11062,60 @@
       </w:pPr>
       <w:r>
         <w:rPr>
+          <w:rFonts w:hint="eastAsia"/>
+          <w:lang w:val="zh-TW"/>
+        </w:rPr>
+        <w:t xml:space="preserve">第一版檢索時，0.6–0.8</w:t>
+      </w:r>
+      <w:r>
+        <w:rPr>
+          <w:lang w:val="zh-TW"/>
+        </w:rPr>
+        <w:t xml:space="preserve"> </w:t>
+      </w:r>
+      <w:r>
+        <w:rPr>
+          <w:rFonts w:hint="eastAsia"/>
+          <w:lang w:val="zh-TW"/>
+        </w:rPr>
+        <w:t xml:space="preserve">之間曾經過度自信（實際只對</w:t>
+      </w:r>
+      <w:r>
+        <w:rPr>
+          <w:lang w:val="zh-TW"/>
+        </w:rPr>
+        <w:t xml:space="preserve"> </w:t>
+      </w:r>
+      <w:r>
+        <w:rPr>
+          <w:rFonts w:hint="eastAsia"/>
+          <w:lang w:val="zh-TW"/>
+        </w:rPr>
+        <w:t xml:space="preserve">20%），所以門檻定在</w:t>
+      </w:r>
+      <w:r>
+        <w:rPr>
+          <w:lang w:val="zh-TW"/>
+        </w:rPr>
+        <w:t xml:space="preserve"> </w:t>
+      </w:r>
+      <w:r>
+        <w:rPr>
           <w:b/>
           <w:bCs/>
           <w:lang w:val="zh-TW"/>
         </w:rPr>
-        <w:t xml:space="preserve">Jev </w:t>
-      </w:r>
-      <w:r>
-        <w:rPr>
-          <w:rFonts w:hint="eastAsia"/>
-          <w:b/>
-          <w:bCs/>
-          <w:lang w:val="zh-TW"/>
-        </w:rPr>
-        <w:t xml:space="preserve">說</w:t>
-      </w:r>
-      <w:r>
-        <w:rPr>
-          <w:b/>
-          <w:bCs/>
+        <w:t xml:space="preserve">0.8</w:t>
+      </w:r>
+      <w:r>
+        <w:rPr>
+          <w:rFonts w:hint="eastAsia"/>
+          <w:lang w:val="zh-TW"/>
+        </w:rPr>
+        <w:t xml:space="preserve">：低於</w:t>
+      </w:r>
+      <w:r>
+        <w:rPr>
           <w:lang w:val="zh-TW"/>
         </w:rPr>
         <w:t xml:space="preserve"> 0.8 </w:t>
@@ -10605,141 +11123,9 @@
       <w:r>
         <w:rPr>
           <w:rFonts w:hint="eastAsia"/>
-          <w:b/>
-          <w:bCs/>
-          <w:lang w:val="zh-TW"/>
-        </w:rPr>
-        <w:t xml:space="preserve">以上時，實際</w:t>
-      </w:r>
-      <w:r>
-        <w:rPr>
-          <w:b/>
-          <w:bCs/>
-          <w:lang w:val="zh-TW"/>
-        </w:rPr>
-        <w:t xml:space="preserve"> 97% </w:t>
-      </w:r>
-      <w:r>
-        <w:rPr>
-          <w:rFonts w:hint="eastAsia"/>
-          <w:b/>
-          <w:bCs/>
-          <w:lang w:val="zh-TW"/>
-        </w:rPr>
-        <w:t xml:space="preserve">正確</w:t>
-      </w:r>
-      <w:r>
-        <w:rPr>
-          <w:rFonts w:hint="eastAsia"/>
-          <w:lang w:val="zh-TW"/>
-        </w:rPr>
-        <w:t xml:space="preserve">（31</w:t>
-      </w:r>
-      <w:r>
-        <w:rPr>
-          <w:lang w:val="zh-TW"/>
-        </w:rPr>
-        <w:t xml:space="preserve"> </w:t>
-      </w:r>
-      <w:r>
-        <w:rPr>
-          <w:rFonts w:hint="eastAsia"/>
-          <w:lang w:val="zh-TW"/>
-        </w:rPr>
-        <w:t xml:space="preserve">案）。</w:t>
-      </w:r>
-    </w:p>
-    <w:p>
-      <w:pPr>
-        <w:pStyle w:val="Compact"/>
-        <w:numPr>
-          <w:ilvl w:val="0"/>
-          <w:numId w:val="1010"/>
-        </w:numPr>
-      </w:pPr>
-      <w:r>
-        <w:rPr>
-          <w:b/>
-          <w:bCs/>
-          <w:lang w:val="zh-TW"/>
-        </w:rPr>
-        <w:t xml:space="preserve">0.6–0.8 </w:t>
-      </w:r>
-      <w:r>
-        <w:rPr>
-          <w:rFonts w:hint="eastAsia"/>
-          <w:b/>
-          <w:bCs/>
-          <w:lang w:val="zh-TW"/>
-        </w:rPr>
-        <w:t xml:space="preserve">之間過度自信</w:t>
-      </w:r>
-      <w:r>
-        <w:rPr>
-          <w:rFonts w:hint="eastAsia"/>
-          <w:lang w:val="zh-TW"/>
-        </w:rPr>
-        <w:t xml:space="preserve">：實際只對</w:t>
-      </w:r>
-      <w:r>
-        <w:rPr>
-          <w:lang w:val="zh-TW"/>
-        </w:rPr>
-        <w:t xml:space="preserve"> </w:t>
-      </w:r>
-      <w:r>
-        <w:rPr>
-          <w:rFonts w:hint="eastAsia"/>
-          <w:lang w:val="zh-TW"/>
-        </w:rPr>
-        <w:t xml:space="preserve">20%（5</w:t>
-      </w:r>
-      <w:r>
-        <w:rPr>
-          <w:lang w:val="zh-TW"/>
-        </w:rPr>
-        <w:t xml:space="preserve"> </w:t>
-      </w:r>
-      <w:r>
-        <w:rPr>
-          <w:rFonts w:hint="eastAsia"/>
-          <w:lang w:val="zh-TW"/>
-        </w:rPr>
-        <w:t xml:space="preserve">案，樣本少）。因此系統把門檻設在</w:t>
-      </w:r>
-      <w:r>
-        <w:rPr>
-          <w:lang w:val="zh-TW"/>
-        </w:rPr>
-        <w:t xml:space="preserve"> </w:t>
-      </w:r>
-      <w:r>
-        <w:rPr>
-          <w:b/>
-          <w:bCs/>
-          <w:lang w:val="zh-TW"/>
-        </w:rPr>
-        <w:t xml:space="preserve">0.8</w:t>
-      </w:r>
-      <w:r>
-        <w:rPr>
-          <w:rFonts w:hint="eastAsia"/>
-          <w:lang w:val="zh-TW"/>
-        </w:rPr>
-        <w:t xml:space="preserve">：低於</w:t>
-      </w:r>
-      <w:r>
-        <w:rPr>
-          <w:lang w:val="zh-TW"/>
-        </w:rPr>
-        <w:t xml:space="preserve"> 0.8 </w:t>
-      </w:r>
-      <w:r>
-        <w:rPr>
-          <w:rFonts w:hint="eastAsia"/>
-          <w:lang w:val="zh-TW"/>
-        </w:rPr>
-        <w:t xml:space="preserve">時，派工照常送出，但同時請</w:t>
+          <w:lang w:val="zh-TW"/>
+        </w:rPr>
+        <w:t xml:space="preserve">時派工照常送出，但同時請</w:t>
       </w:r>
       <w:r>
         <w:rPr>
@@ -11984,7 +12370,7 @@
           <w:rFonts w:hint="eastAsia"/>
           <w:lang w:val="zh-TW"/>
         </w:rPr>
-        <w:t xml:space="preserve">——公開的卡料照片不存在，合成圖又不夠逼真。這也是系統要「雙重確認」（畫面＋機台數據）的原因：只靠畫面不會派工。Demo</w:t>
+        <w:t xml:space="preserve">：公開的卡料照片找不到，合成圖又不夠逼真。這也是系統要「雙重確認」（畫面＋機台數據）的原因：只靠畫面不會派工。Demo</w:t>
       </w:r>
       <w:r>
         <w:rPr>
@@ -12652,7 +13038,33 @@
           <w:rFonts w:hint="eastAsia"/>
           <w:lang w:val="zh-TW"/>
         </w:rPr>
-        <w:t xml:space="preserve">目前所有展示畫面都是程式合成或公開資料集影像。</w:t>
+        <w:t xml:space="preserve">展示用的攝影機畫面是用公開授權照片做成的，卡料和煙霧是影像編輯合成的；YOLO</w:t>
+      </w:r>
+      <w:r>
+        <w:rPr>
+          <w:lang w:val="zh-TW"/>
+        </w:rPr>
+        <w:t xml:space="preserve"> </w:t>
+      </w:r>
+      <w:r>
+        <w:rPr>
+          <w:rFonts w:hint="eastAsia"/>
+          <w:lang w:val="zh-TW"/>
+        </w:rPr>
+        <w:t xml:space="preserve">與</w:t>
+      </w:r>
+      <w:r>
+        <w:rPr>
+          <w:lang w:val="zh-TW"/>
+        </w:rPr>
+        <w:t xml:space="preserve"> Jev </w:t>
+      </w:r>
+      <w:r>
+        <w:rPr>
+          <w:rFonts w:hint="eastAsia"/>
+          <w:lang w:val="zh-TW"/>
+        </w:rPr>
+        <w:t xml:space="preserve">是真的在這些畫面上做偵測。</w:t>
       </w:r>
     </w:p>
     <w:p>
@@ -13009,13 +13421,13 @@
                 <w:rFonts w:hint="eastAsia"/>
                 <w:lang w:val="zh-TW"/>
               </w:rPr>
-              <w:t xml:space="preserve">通知當下附前三名原因，第一名約</w:t>
-            </w:r>
-            <w:r>
-              <w:rPr>
-                <w:lang w:val="zh-TW"/>
-              </w:rPr>
-              <w:t xml:space="preserve"> 86% </w:t>
+              <w:t xml:space="preserve">通知當下附前三名原因，第一名在模擬案例上</w:t>
+            </w:r>
+            <w:r>
+              <w:rPr>
+                <w:lang w:val="zh-TW"/>
+              </w:rPr>
+              <w:t xml:space="preserve"> 97% </w:t>
             </w:r>
             <w:r>
               <w:rPr>
@@ -15898,7 +16310,7 @@
                 <w:rFonts w:hint="eastAsia"/>
                 <w:lang w:val="zh-TW"/>
               </w:rPr>
-              <w:t xml:space="preserve">卡料、送料偏差造成的不良品與廢料可以更早被處理；停機時間縮短也減少空轉耗能</w:t>
+              <w:t xml:space="preserve">送料偏差在變成大量不良品前就被處理，減少廢料</w:t>
             </w:r>
           </w:p>
         </w:tc>
@@ -16649,22 +17061,22 @@
                 <w:rFonts w:hint="eastAsia"/>
                 <w:lang w:val="zh-TW"/>
               </w:rPr>
-              <w:t xml:space="preserve">目前全部是合成畫面</w:t>
-            </w:r>
-          </w:p>
-        </w:tc>
-        <w:tc>
-          <w:tcPr/>
-          <w:p>
-            <w:pPr>
-              <w:pStyle w:val="Compact"/>
-            </w:pPr>
-            <w:r>
-              <w:rPr>
-                <w:rFonts w:hint="eastAsia"/>
-                <w:lang w:val="zh-TW"/>
-              </w:rPr>
-              <w:t xml:space="preserve">補上公開授權影片與自拍影片</w:t>
+              <w:t xml:space="preserve">以公開授權照片製作，卡料與煙霧為影像編輯</w:t>
+            </w:r>
+          </w:p>
+        </w:tc>
+        <w:tc>
+          <w:tcPr/>
+          <w:p>
+            <w:pPr>
+              <w:pStyle w:val="Compact"/>
+            </w:pPr>
+            <w:r>
+              <w:rPr>
+                <w:rFonts w:hint="eastAsia"/>
+                <w:lang w:val="zh-TW"/>
+              </w:rPr>
+              <w:t xml:space="preserve">補上自拍影片與實拍卡料畫面</w:t>
             </w:r>
           </w:p>
         </w:tc>
@@ -16845,53 +17257,6 @@
                 <w:lang w:val="zh-TW"/>
               </w:rPr>
               <w:t xml:space="preserve">現場示範「只換設定檔就能跑另一條產線」</w:t>
-            </w:r>
-          </w:p>
-        </w:tc>
-      </w:tr>
-      <w:tr>
-        <w:tc>
-          <w:tcPr/>
-          <w:p>
-            <w:pPr>
-              <w:pStyle w:val="Compact"/>
-            </w:pPr>
-            <w:r>
-              <w:rPr>
-                <w:rFonts w:hint="eastAsia"/>
-                <w:lang w:val="zh-TW"/>
-              </w:rPr>
-              <w:t xml:space="preserve">相似案例檢索</w:t>
-            </w:r>
-          </w:p>
-        </w:tc>
-        <w:tc>
-          <w:tcPr/>
-          <w:p>
-            <w:pPr>
-              <w:pStyle w:val="Compact"/>
-            </w:pPr>
-            <w:r>
-              <w:rPr>
-                <w:rFonts w:hint="eastAsia"/>
-                <w:lang w:val="zh-TW"/>
-              </w:rPr>
-              <w:t xml:space="preserve">輕量向量模型的檢索品質普通，已用「同一台機器的案例優先」補強</w:t>
-            </w:r>
-          </w:p>
-        </w:tc>
-        <w:tc>
-          <w:tcPr/>
-          <w:p>
-            <w:pPr>
-              <w:pStyle w:val="Compact"/>
-            </w:pPr>
-            <w:r>
-              <w:rPr>
-                <w:rFonts w:hint="eastAsia"/>
-                <w:lang w:val="zh-TW"/>
-              </w:rPr>
-              <w:t xml:space="preserve">換用較大的多語模型並量測檢索命中率</w:t>
             </w:r>
           </w:p>
         </w:tc>
